--- a/Reuniones/Jira/SeguimientoJira.docx
+++ b/Reuniones/Jira/SeguimientoJira.docx
@@ -4,7 +4,7 @@
   <w:body>
     <w:p>
       <w:pPr>
-        <w:pStyle w:val="139"/>
+        <w:pStyle w:val="837"/>
         <w:pBdr/>
         <w:spacing/>
         <w:ind/>
@@ -14,12 +14,117 @@
       </w:pPr>
       <w:r>
         <w:t xml:space="preserve">Seguimiento tablero Jira</w:t>
+      </w:r>
+      <w:r>
+        <w:rPr>
+          <w14:ligatures w14:val="none"/>
+        </w:rPr>
+      </w:r>
+    </w:p>
+    <w:p>
+      <w:pPr>
+        <w:pStyle w:val="838"/>
+        <w:pBdr/>
+        <w:spacing/>
+        <w:ind/>
+        <w:rPr>
+          <w14:ligatures w14:val="none"/>
+        </w:rPr>
+      </w:pPr>
+      <w:r>
+        <w:t xml:space="preserve">Fecha 13/05/2026</w:t>
+      </w:r>
+      <w:r>
+        <w:rPr>
+          <w14:ligatures w14:val="none"/>
+        </w:rPr>
+      </w:r>
+    </w:p>
+    <w:p>
+      <w:pPr>
+        <w:pBdr/>
+        <w:spacing/>
+        <w:ind/>
+        <w:jc w:val="left"/>
+        <w:rPr>
+          <w:highlight w:val="none"/>
+        </w:rPr>
+      </w:pPr>
+      <w:r/>
+      <w:r>
+        <mc:AlternateContent>
+          <mc:Choice Requires="wpg">
+            <w:drawing>
+              <wp:inline xmlns:wp="http://schemas.openxmlformats.org/drawingml/2006/wordprocessingDrawing" distT="0" distB="0" distL="0" distR="0">
+                <wp:extent cx="5171865" cy="8203871"/>
+                <wp:effectExtent l="0" t="0" r="0" b="0"/>
+                <wp:docPr id="1" name=""/>
+                <wp:cNvGraphicFramePr>
+                  <a:graphicFrameLocks xmlns:a="http://schemas.openxmlformats.org/drawingml/2006/main" noChangeAspect="1"/>
+                </wp:cNvGraphicFramePr>
+                <a:graphic xmlns:a="http://schemas.openxmlformats.org/drawingml/2006/main">
+                  <a:graphicData uri="http://schemas.openxmlformats.org/drawingml/2006/picture">
+                    <pic:pic xmlns:pic="http://schemas.openxmlformats.org/drawingml/2006/picture">
+                      <pic:nvPicPr>
+                        <pic:cNvPr id="185891826" name=""/>
+                        <pic:cNvPicPr>
+                          <a:picLocks noChangeAspect="1"/>
+                        </pic:cNvPicPr>
+                        <pic:nvPr/>
+                      </pic:nvPicPr>
+                      <pic:blipFill rotWithShape="1">
+                        <a:blip r:embed="rId9"/>
+                        <a:stretch/>
+                      </pic:blipFill>
+                      <pic:spPr bwMode="auto">
+                        <a:xfrm flipH="0" flipV="0">
+                          <a:off x="0" y="0"/>
+                          <a:ext cx="5171864" cy="8203870"/>
+                        </a:xfrm>
+                        <a:prstGeom prst="rect">
+                          <a:avLst/>
+                        </a:prstGeom>
+                      </pic:spPr>
+                    </pic:pic>
+                  </a:graphicData>
+                </a:graphic>
+              </wp:inline>
+            </w:drawing>
+          </mc:Choice>
+          <mc:Fallback>
+            <w:pict>
+              <v:shapetype id="_x0000_t75" coordsize="21600,21600" o:spt="75" o:preferrelative="t" path="m@4@5l@4@11@9@11@9@5xe" filled="f" stroked="f">
+                <v:stroke joinstyle="miter"/>
+                <v:formulas>
+                  <v:f eqn="if lineDrawn pixelLineWidth 0"/>
+                  <v:f eqn="sum @0 1 0"/>
+                  <v:f eqn="sum 0 0 @1"/>
+                  <v:f eqn="prod @2 1 2"/>
+                  <v:f eqn="prod @3 21600 pixelWidth"/>
+                  <v:f eqn="prod @3 21600 pixelHeight"/>
+                  <v:f eqn="sum @0 0 1"/>
+                  <v:f eqn="prod @6 1 2"/>
+                  <v:f eqn="prod @7 21600 pixelWidth"/>
+                  <v:f eqn="sum @8 21600 0"/>
+                  <v:f eqn="prod @7 21600 pixelHeight"/>
+                  <v:f eqn="sum @10 21600 0"/>
+                </v:formulas>
+                <v:path o:extrusionok="f" gradientshapeok="t" o:connecttype="rect"/>
+                <o:lock v:ext="edit" aspectratio="t"/>
+              </v:shapetype>
+              <v:shape id="_x0000_i0" o:spid="_x0000_s0" type="#_x0000_t75" style="width:407.23pt;height:645.97pt;mso-wrap-distance-left:0.00pt;mso-wrap-distance-top:0.00pt;mso-wrap-distance-right:0.00pt;mso-wrap-distance-bottom:0.00pt;z-index:1;" stroked="false">
+                <v:imagedata r:id="rId9" o:title=""/>
+                <o:lock v:ext="edit" rotation="t"/>
+              </v:shape>
+            </w:pict>
+          </mc:Fallback>
+        </mc:AlternateContent>
       </w:r>
       <w:r/>
     </w:p>
     <w:p>
       <w:pPr>
-        <w:pStyle w:val="140"/>
+        <w:pStyle w:val="838"/>
         <w:pBdr/>
         <w:spacing/>
         <w:ind/>
@@ -28,20 +133,42 @@
         </w:rPr>
       </w:pPr>
       <w:r>
-        <w:t xml:space="preserve">Fecha 13/05/2026</w:t>
+        <w:t xml:space="preserve">Fecha 14/05/2026</w:t>
       </w:r>
-      <w:r/>
+      <w:r>
+        <w:rPr>
+          <w14:ligatures w14:val="none"/>
+        </w:rPr>
+      </w:r>
+      <w:r>
+        <w:rPr>
+          <w14:ligatures w14:val="none"/>
+        </w:rPr>
+      </w:r>
     </w:p>
     <w:p>
       <w:pPr>
         <w:pBdr/>
         <w:spacing/>
         <w:ind/>
+        <w:jc w:val="left"/>
         <w:rPr/>
       </w:pPr>
-      <w:r/>
-      <w:r/>
-      <w:r/>
+      <w:r>
+        <w:rPr>
+          <w:highlight w:val="none"/>
+        </w:rPr>
+      </w:r>
+      <w:r>
+        <w:rPr>
+          <w:highlight w:val="none"/>
+        </w:rPr>
+      </w:r>
+      <w:r>
+        <w:rPr>
+          <w:highlight w:val="none"/>
+        </w:rPr>
+      </w:r>
     </w:p>
     <w:sectPr>
       <w:headerReference w:type="default" r:id="rId8"/>
@@ -66,7 +193,6 @@
         <w:ind/>
         <w:rPr/>
       </w:pPr>
-      <w:r/>
       <w:r>
         <w:separator/>
       </w:r>
@@ -81,7 +207,6 @@
         <w:ind/>
         <w:rPr/>
       </w:pPr>
-      <w:r/>
       <w:r>
         <w:continuationSeparator/>
       </w:r>
@@ -101,7 +226,6 @@
         <w:ind/>
         <w:rPr/>
       </w:pPr>
-      <w:r/>
       <w:r>
         <w:separator/>
       </w:r>
@@ -116,7 +240,6 @@
         <w:ind/>
         <w:rPr/>
       </w:pPr>
-      <w:r/>
       <w:r>
         <w:continuationSeparator/>
       </w:r>
@@ -130,7 +253,7 @@
 <w:hdr xmlns:wpc="http://schemas.microsoft.com/office/word/2010/wordprocessingCanvas" xmlns:mc="http://schemas.openxmlformats.org/markup-compatibility/2006" xmlns:o="urn:schemas-microsoft-com:office:office" xmlns:r="http://schemas.openxmlformats.org/officeDocument/2006/relationships" xmlns:m="http://schemas.openxmlformats.org/officeDocument/2006/math" xmlns:v="urn:schemas-microsoft-com:vml" xmlns:wp14="http://schemas.microsoft.com/office/word/2010/wordprocessingDrawing" xmlns:wp="http://schemas.openxmlformats.org/drawingml/2006/wordprocessingDrawing" xmlns:w10="urn:schemas-microsoft-com:office:word" xmlns:w="http://schemas.openxmlformats.org/wordprocessingml/2006/main" xmlns:w14="http://schemas.microsoft.com/office/word/2010/wordml" xmlns:w15="http://schemas.microsoft.com/office/word/2012/wordml" xmlns:wpg="http://schemas.microsoft.com/office/word/2010/wordprocessingGroup" xmlns:wpi="http://schemas.microsoft.com/office/word/2010/wordprocessingInk" xmlns:wne="http://schemas.microsoft.com/office/word/2006/wordml" xmlns:a="http://schemas.openxmlformats.org/drawingml/2006/main" xmlns:wps="http://schemas.microsoft.com/office/word/2010/wordprocessingShape" mc:Ignorable="w14 w15 wp14">
   <w:p>
     <w:pPr>
-      <w:pStyle w:val="176"/>
+      <w:pStyle w:val="871"/>
       <w:pBdr/>
       <w:spacing/>
       <w:ind/>
@@ -302,9 +425,9 @@
     <w:lsdException w:name="Bibliography" w:uiPriority="37"/>
     <w:lsdException w:name="TOC Heading" w:uiPriority="39" w:qFormat="1"/>
   </w:latentStyles>
-  <w:style w:type="table" w:styleId="12">
+  <w:style w:type="table" w:styleId="711">
     <w:name w:val="Table Grid"/>
-    <w:basedOn w:val="665"/>
+    <w:basedOn w:val="897"/>
     <w:uiPriority w:val="59"/>
     <w:pPr>
       <w:pBdr/>
@@ -501,9 +624,9 @@
       </w:tcPr>
     </w:tblStylePr>
   </w:style>
-  <w:style w:type="table" w:styleId="13">
+  <w:style w:type="table" w:styleId="712">
     <w:name w:val="Table Grid Light"/>
-    <w:basedOn w:val="665"/>
+    <w:basedOn w:val="897"/>
     <w:uiPriority w:val="59"/>
     <w:pPr>
       <w:pBdr/>
@@ -700,9 +823,9 @@
       </w:tcPr>
     </w:tblStylePr>
   </w:style>
-  <w:style w:type="table" w:styleId="14">
+  <w:style w:type="table" w:styleId="713">
     <w:name w:val="Plain Table 1"/>
-    <w:basedOn w:val="665"/>
+    <w:basedOn w:val="897"/>
     <w:uiPriority w:val="59"/>
     <w:pPr>
       <w:pBdr/>
@@ -925,9 +1048,9 @@
       </w:tcPr>
     </w:tblStylePr>
   </w:style>
-  <w:style w:type="table" w:styleId="15">
+  <w:style w:type="table" w:styleId="714">
     <w:name w:val="Plain Table 2"/>
-    <w:basedOn w:val="665"/>
+    <w:basedOn w:val="897"/>
     <w:uiPriority w:val="59"/>
     <w:pPr>
       <w:pBdr/>
@@ -1158,9 +1281,9 @@
       </w:tcPr>
     </w:tblStylePr>
   </w:style>
-  <w:style w:type="table" w:styleId="16">
+  <w:style w:type="table" w:styleId="715">
     <w:name w:val="Plain Table 3"/>
-    <w:basedOn w:val="665"/>
+    <w:basedOn w:val="897"/>
     <w:uiPriority w:val="99"/>
     <w:pPr>
       <w:pBdr/>
@@ -1388,9 +1511,9 @@
       </w:tcPr>
     </w:tblStylePr>
   </w:style>
-  <w:style w:type="table" w:styleId="17">
+  <w:style w:type="table" w:styleId="716">
     <w:name w:val="Plain Table 4"/>
-    <w:basedOn w:val="665"/>
+    <w:basedOn w:val="897"/>
     <w:uiPriority w:val="99"/>
     <w:pPr>
       <w:pBdr/>
@@ -1604,9 +1727,9 @@
       </w:tcPr>
     </w:tblStylePr>
   </w:style>
-  <w:style w:type="table" w:styleId="18">
+  <w:style w:type="table" w:styleId="717">
     <w:name w:val="Plain Table 5"/>
-    <w:basedOn w:val="665"/>
+    <w:basedOn w:val="897"/>
     <w:uiPriority w:val="99"/>
     <w:pPr>
       <w:pBdr/>
@@ -1837,9 +1960,9 @@
       </w:tcPr>
     </w:tblStylePr>
   </w:style>
-  <w:style w:type="table" w:styleId="19">
+  <w:style w:type="table" w:styleId="718">
     <w:name w:val="Grid Table 1 Light"/>
-    <w:basedOn w:val="665"/>
+    <w:basedOn w:val="897"/>
     <w:uiPriority w:val="99"/>
     <w:pPr>
       <w:pBdr/>
@@ -2060,9 +2183,9 @@
       </w:tcPr>
     </w:tblStylePr>
   </w:style>
-  <w:style w:type="table" w:styleId="20">
+  <w:style w:type="table" w:styleId="719">
     <w:name w:val="Grid Table 1 Light - Accent 1"/>
-    <w:basedOn w:val="665"/>
+    <w:basedOn w:val="897"/>
     <w:uiPriority w:val="99"/>
     <w:pPr>
       <w:pBdr/>
@@ -2283,9 +2406,9 @@
       </w:tcPr>
     </w:tblStylePr>
   </w:style>
-  <w:style w:type="table" w:styleId="21">
+  <w:style w:type="table" w:styleId="720">
     <w:name w:val="Grid Table 1 Light - Accent 2"/>
-    <w:basedOn w:val="665"/>
+    <w:basedOn w:val="897"/>
     <w:uiPriority w:val="99"/>
     <w:pPr>
       <w:pBdr/>
@@ -2506,9 +2629,9 @@
       </w:tcPr>
     </w:tblStylePr>
   </w:style>
-  <w:style w:type="table" w:styleId="22">
+  <w:style w:type="table" w:styleId="721">
     <w:name w:val="Grid Table 1 Light - Accent 3"/>
-    <w:basedOn w:val="665"/>
+    <w:basedOn w:val="897"/>
     <w:uiPriority w:val="99"/>
     <w:pPr>
       <w:pBdr/>
@@ -2729,9 +2852,9 @@
       </w:tcPr>
     </w:tblStylePr>
   </w:style>
-  <w:style w:type="table" w:styleId="23">
+  <w:style w:type="table" w:styleId="722">
     <w:name w:val="Grid Table 1 Light - Accent 4"/>
-    <w:basedOn w:val="665"/>
+    <w:basedOn w:val="897"/>
     <w:uiPriority w:val="99"/>
     <w:pPr>
       <w:pBdr/>
@@ -2952,9 +3075,9 @@
       </w:tcPr>
     </w:tblStylePr>
   </w:style>
-  <w:style w:type="table" w:styleId="24">
+  <w:style w:type="table" w:styleId="723">
     <w:name w:val="Grid Table 1 Light - Accent 5"/>
-    <w:basedOn w:val="665"/>
+    <w:basedOn w:val="897"/>
     <w:uiPriority w:val="99"/>
     <w:pPr>
       <w:pBdr/>
@@ -3175,9 +3298,9 @@
       </w:tcPr>
     </w:tblStylePr>
   </w:style>
-  <w:style w:type="table" w:styleId="25">
+  <w:style w:type="table" w:styleId="724">
     <w:name w:val="Grid Table 1 Light - Accent 6"/>
-    <w:basedOn w:val="665"/>
+    <w:basedOn w:val="897"/>
     <w:uiPriority w:val="99"/>
     <w:pPr>
       <w:pBdr/>
@@ -3398,9 +3521,9 @@
       </w:tcPr>
     </w:tblStylePr>
   </w:style>
-  <w:style w:type="table" w:styleId="26">
+  <w:style w:type="table" w:styleId="725">
     <w:name w:val="Grid Table 2"/>
-    <w:basedOn w:val="665"/>
+    <w:basedOn w:val="897"/>
     <w:uiPriority w:val="99"/>
     <w:pPr>
       <w:pBdr/>
@@ -3630,9 +3753,9 @@
       </w:tcPr>
     </w:tblStylePr>
   </w:style>
-  <w:style w:type="table" w:styleId="27">
+  <w:style w:type="table" w:styleId="726">
     <w:name w:val="Grid Table 2 - Accent 1"/>
-    <w:basedOn w:val="665"/>
+    <w:basedOn w:val="897"/>
     <w:uiPriority w:val="99"/>
     <w:pPr>
       <w:pBdr/>
@@ -3862,9 +3985,9 @@
       </w:tcPr>
     </w:tblStylePr>
   </w:style>
-  <w:style w:type="table" w:styleId="28">
+  <w:style w:type="table" w:styleId="727">
     <w:name w:val="Grid Table 2 - Accent 2"/>
-    <w:basedOn w:val="665"/>
+    <w:basedOn w:val="897"/>
     <w:uiPriority w:val="99"/>
     <w:pPr>
       <w:pBdr/>
@@ -4094,9 +4217,9 @@
       </w:tcPr>
     </w:tblStylePr>
   </w:style>
-  <w:style w:type="table" w:styleId="29">
+  <w:style w:type="table" w:styleId="728">
     <w:name w:val="Grid Table 2 - Accent 3"/>
-    <w:basedOn w:val="665"/>
+    <w:basedOn w:val="897"/>
     <w:uiPriority w:val="99"/>
     <w:pPr>
       <w:pBdr/>
@@ -4326,9 +4449,9 @@
       </w:tcPr>
     </w:tblStylePr>
   </w:style>
-  <w:style w:type="table" w:styleId="30">
+  <w:style w:type="table" w:styleId="729">
     <w:name w:val="Grid Table 2 - Accent 4"/>
-    <w:basedOn w:val="665"/>
+    <w:basedOn w:val="897"/>
     <w:uiPriority w:val="99"/>
     <w:pPr>
       <w:pBdr/>
@@ -4558,9 +4681,9 @@
       </w:tcPr>
     </w:tblStylePr>
   </w:style>
-  <w:style w:type="table" w:styleId="31">
+  <w:style w:type="table" w:styleId="730">
     <w:name w:val="Grid Table 2 - Accent 5"/>
-    <w:basedOn w:val="665"/>
+    <w:basedOn w:val="897"/>
     <w:uiPriority w:val="99"/>
     <w:pPr>
       <w:pBdr/>
@@ -4790,9 +4913,9 @@
       </w:tcPr>
     </w:tblStylePr>
   </w:style>
-  <w:style w:type="table" w:styleId="32">
+  <w:style w:type="table" w:styleId="731">
     <w:name w:val="Grid Table 2 - Accent 6"/>
-    <w:basedOn w:val="665"/>
+    <w:basedOn w:val="897"/>
     <w:uiPriority w:val="99"/>
     <w:pPr>
       <w:pBdr/>
@@ -5022,9 +5145,9 @@
       </w:tcPr>
     </w:tblStylePr>
   </w:style>
-  <w:style w:type="table" w:styleId="33">
+  <w:style w:type="table" w:styleId="732">
     <w:name w:val="Grid Table 3"/>
-    <w:basedOn w:val="665"/>
+    <w:basedOn w:val="897"/>
     <w:uiPriority w:val="99"/>
     <w:pPr>
       <w:pBdr/>
@@ -5123,29 +5246,6 @@
         <w:tblBorders/>
       </w:tblPr>
       <w:tcPr>
-        <w:shd w:color="ffffff"/>
-        <w:tcBorders>
-          <w:top w:val="none" w:color="000000" w:sz="4" w:space="0"/>
-          <w:left w:val="none" w:color="000000" w:sz="4" w:space="0"/>
-          <w:bottom w:val="none" w:color="000000" w:sz="4" w:space="0"/>
-          <w:right w:val="none" w:color="000000" w:sz="4" w:space="0"/>
-        </w:tcBorders>
-      </w:tcPr>
-    </w:tblStylePr>
-    <w:tblStylePr w:type="firstRow">
-      <w:rPr>
-        <w:b/>
-        <w:color w:val="404040"/>
-      </w:rPr>
-      <w:pPr>
-        <w:pBdr/>
-        <w:spacing/>
-        <w:ind/>
-      </w:pPr>
-      <w:tblPr>
-        <w:tblBorders/>
-      </w:tblPr>
-      <w:tcPr>
         <w:shd w:val="clear" w:color="ffffff"/>
         <w:tcBorders>
           <w:top w:val="none" w:color="000000" w:sz="4" w:space="0"/>
@@ -5155,30 +5255,7 @@
         </w:tcBorders>
       </w:tcPr>
     </w:tblStylePr>
-    <w:tblStylePr w:type="lastCol">
-      <w:rPr>
-        <w:i/>
-        <w:color w:val="404040"/>
-      </w:rPr>
-      <w:pPr>
-        <w:pBdr/>
-        <w:spacing/>
-        <w:ind/>
-      </w:pPr>
-      <w:tblPr>
-        <w:tblBorders/>
-      </w:tblPr>
-      <w:tcPr>
-        <w:shd w:color="ffffff"/>
-        <w:tcBorders>
-          <w:top w:val="none" w:color="000000" w:sz="4" w:space="0"/>
-          <w:left w:val="none" w:color="000000" w:sz="4" w:space="0"/>
-          <w:bottom w:val="none" w:color="000000" w:sz="4" w:space="0"/>
-          <w:right w:val="none" w:color="000000" w:sz="4" w:space="0"/>
-        </w:tcBorders>
-      </w:tcPr>
-    </w:tblStylePr>
-    <w:tblStylePr w:type="lastRow">
+    <w:tblStylePr w:type="firstRow">
       <w:rPr>
         <w:b/>
         <w:color w:val="404040"/>
@@ -5201,6 +5278,52 @@
         </w:tcBorders>
       </w:tcPr>
     </w:tblStylePr>
+    <w:tblStylePr w:type="lastCol">
+      <w:rPr>
+        <w:i/>
+        <w:color w:val="404040"/>
+      </w:rPr>
+      <w:pPr>
+        <w:pBdr/>
+        <w:spacing/>
+        <w:ind/>
+      </w:pPr>
+      <w:tblPr>
+        <w:tblBorders/>
+      </w:tblPr>
+      <w:tcPr>
+        <w:shd w:val="clear" w:color="ffffff"/>
+        <w:tcBorders>
+          <w:top w:val="none" w:color="000000" w:sz="4" w:space="0"/>
+          <w:left w:val="none" w:color="000000" w:sz="4" w:space="0"/>
+          <w:bottom w:val="none" w:color="000000" w:sz="4" w:space="0"/>
+          <w:right w:val="none" w:color="000000" w:sz="4" w:space="0"/>
+        </w:tcBorders>
+      </w:tcPr>
+    </w:tblStylePr>
+    <w:tblStylePr w:type="lastRow">
+      <w:rPr>
+        <w:b/>
+        <w:color w:val="404040"/>
+      </w:rPr>
+      <w:pPr>
+        <w:pBdr/>
+        <w:spacing/>
+        <w:ind/>
+      </w:pPr>
+      <w:tblPr>
+        <w:tblBorders/>
+      </w:tblPr>
+      <w:tcPr>
+        <w:shd w:val="clear" w:color="ffffff"/>
+        <w:tcBorders>
+          <w:top w:val="none" w:color="000000" w:sz="4" w:space="0"/>
+          <w:left w:val="none" w:color="000000" w:sz="4" w:space="0"/>
+          <w:bottom w:val="none" w:color="000000" w:sz="4" w:space="0"/>
+          <w:right w:val="none" w:color="000000" w:sz="4" w:space="0"/>
+        </w:tcBorders>
+      </w:tcPr>
+    </w:tblStylePr>
     <w:tblStylePr w:type="nwCell">
       <w:pPr>
         <w:pBdr/>
@@ -5267,9 +5390,9 @@
       </w:tcPr>
     </w:tblStylePr>
   </w:style>
-  <w:style w:type="table" w:styleId="34">
+  <w:style w:type="table" w:styleId="733">
     <w:name w:val="Grid Table 3 - Accent 1"/>
-    <w:basedOn w:val="665"/>
+    <w:basedOn w:val="897"/>
     <w:uiPriority w:val="99"/>
     <w:pPr>
       <w:pBdr/>
@@ -5368,29 +5491,6 @@
         <w:tblBorders/>
       </w:tblPr>
       <w:tcPr>
-        <w:shd w:color="ffffff"/>
-        <w:tcBorders>
-          <w:top w:val="none" w:color="000000" w:sz="4" w:space="0"/>
-          <w:left w:val="none" w:color="000000" w:sz="4" w:space="0"/>
-          <w:bottom w:val="none" w:color="000000" w:sz="4" w:space="0"/>
-          <w:right w:val="none" w:color="000000" w:sz="4" w:space="0"/>
-        </w:tcBorders>
-      </w:tcPr>
-    </w:tblStylePr>
-    <w:tblStylePr w:type="firstRow">
-      <w:rPr>
-        <w:b/>
-        <w:color w:val="404040"/>
-      </w:rPr>
-      <w:pPr>
-        <w:pBdr/>
-        <w:spacing/>
-        <w:ind/>
-      </w:pPr>
-      <w:tblPr>
-        <w:tblBorders/>
-      </w:tblPr>
-      <w:tcPr>
         <w:shd w:val="clear" w:color="ffffff"/>
         <w:tcBorders>
           <w:top w:val="none" w:color="000000" w:sz="4" w:space="0"/>
@@ -5400,30 +5500,7 @@
         </w:tcBorders>
       </w:tcPr>
     </w:tblStylePr>
-    <w:tblStylePr w:type="lastCol">
-      <w:rPr>
-        <w:i/>
-        <w:color w:val="404040"/>
-      </w:rPr>
-      <w:pPr>
-        <w:pBdr/>
-        <w:spacing/>
-        <w:ind/>
-      </w:pPr>
-      <w:tblPr>
-        <w:tblBorders/>
-      </w:tblPr>
-      <w:tcPr>
-        <w:shd w:color="ffffff"/>
-        <w:tcBorders>
-          <w:top w:val="none" w:color="000000" w:sz="4" w:space="0"/>
-          <w:left w:val="none" w:color="000000" w:sz="4" w:space="0"/>
-          <w:bottom w:val="none" w:color="000000" w:sz="4" w:space="0"/>
-          <w:right w:val="none" w:color="000000" w:sz="4" w:space="0"/>
-        </w:tcBorders>
-      </w:tcPr>
-    </w:tblStylePr>
-    <w:tblStylePr w:type="lastRow">
+    <w:tblStylePr w:type="firstRow">
       <w:rPr>
         <w:b/>
         <w:color w:val="404040"/>
@@ -5446,6 +5523,52 @@
         </w:tcBorders>
       </w:tcPr>
     </w:tblStylePr>
+    <w:tblStylePr w:type="lastCol">
+      <w:rPr>
+        <w:i/>
+        <w:color w:val="404040"/>
+      </w:rPr>
+      <w:pPr>
+        <w:pBdr/>
+        <w:spacing/>
+        <w:ind/>
+      </w:pPr>
+      <w:tblPr>
+        <w:tblBorders/>
+      </w:tblPr>
+      <w:tcPr>
+        <w:shd w:val="clear" w:color="ffffff"/>
+        <w:tcBorders>
+          <w:top w:val="none" w:color="000000" w:sz="4" w:space="0"/>
+          <w:left w:val="none" w:color="000000" w:sz="4" w:space="0"/>
+          <w:bottom w:val="none" w:color="000000" w:sz="4" w:space="0"/>
+          <w:right w:val="none" w:color="000000" w:sz="4" w:space="0"/>
+        </w:tcBorders>
+      </w:tcPr>
+    </w:tblStylePr>
+    <w:tblStylePr w:type="lastRow">
+      <w:rPr>
+        <w:b/>
+        <w:color w:val="404040"/>
+      </w:rPr>
+      <w:pPr>
+        <w:pBdr/>
+        <w:spacing/>
+        <w:ind/>
+      </w:pPr>
+      <w:tblPr>
+        <w:tblBorders/>
+      </w:tblPr>
+      <w:tcPr>
+        <w:shd w:val="clear" w:color="ffffff"/>
+        <w:tcBorders>
+          <w:top w:val="none" w:color="000000" w:sz="4" w:space="0"/>
+          <w:left w:val="none" w:color="000000" w:sz="4" w:space="0"/>
+          <w:bottom w:val="none" w:color="000000" w:sz="4" w:space="0"/>
+          <w:right w:val="none" w:color="000000" w:sz="4" w:space="0"/>
+        </w:tcBorders>
+      </w:tcPr>
+    </w:tblStylePr>
     <w:tblStylePr w:type="nwCell">
       <w:pPr>
         <w:pBdr/>
@@ -5512,9 +5635,9 @@
       </w:tcPr>
     </w:tblStylePr>
   </w:style>
-  <w:style w:type="table" w:styleId="35">
+  <w:style w:type="table" w:styleId="734">
     <w:name w:val="Grid Table 3 - Accent 2"/>
-    <w:basedOn w:val="665"/>
+    <w:basedOn w:val="897"/>
     <w:uiPriority w:val="99"/>
     <w:pPr>
       <w:pBdr/>
@@ -5613,29 +5736,6 @@
         <w:tblBorders/>
       </w:tblPr>
       <w:tcPr>
-        <w:shd w:color="ffffff"/>
-        <w:tcBorders>
-          <w:top w:val="none" w:color="000000" w:sz="4" w:space="0"/>
-          <w:left w:val="none" w:color="000000" w:sz="4" w:space="0"/>
-          <w:bottom w:val="none" w:color="000000" w:sz="4" w:space="0"/>
-          <w:right w:val="none" w:color="000000" w:sz="4" w:space="0"/>
-        </w:tcBorders>
-      </w:tcPr>
-    </w:tblStylePr>
-    <w:tblStylePr w:type="firstRow">
-      <w:rPr>
-        <w:b/>
-        <w:color w:val="404040"/>
-      </w:rPr>
-      <w:pPr>
-        <w:pBdr/>
-        <w:spacing/>
-        <w:ind/>
-      </w:pPr>
-      <w:tblPr>
-        <w:tblBorders/>
-      </w:tblPr>
-      <w:tcPr>
         <w:shd w:val="clear" w:color="ffffff"/>
         <w:tcBorders>
           <w:top w:val="none" w:color="000000" w:sz="4" w:space="0"/>
@@ -5645,30 +5745,7 @@
         </w:tcBorders>
       </w:tcPr>
     </w:tblStylePr>
-    <w:tblStylePr w:type="lastCol">
-      <w:rPr>
-        <w:i/>
-        <w:color w:val="404040"/>
-      </w:rPr>
-      <w:pPr>
-        <w:pBdr/>
-        <w:spacing/>
-        <w:ind/>
-      </w:pPr>
-      <w:tblPr>
-        <w:tblBorders/>
-      </w:tblPr>
-      <w:tcPr>
-        <w:shd w:color="ffffff"/>
-        <w:tcBorders>
-          <w:top w:val="none" w:color="000000" w:sz="4" w:space="0"/>
-          <w:left w:val="none" w:color="000000" w:sz="4" w:space="0"/>
-          <w:bottom w:val="none" w:color="000000" w:sz="4" w:space="0"/>
-          <w:right w:val="none" w:color="000000" w:sz="4" w:space="0"/>
-        </w:tcBorders>
-      </w:tcPr>
-    </w:tblStylePr>
-    <w:tblStylePr w:type="lastRow">
+    <w:tblStylePr w:type="firstRow">
       <w:rPr>
         <w:b/>
         <w:color w:val="404040"/>
@@ -5691,6 +5768,52 @@
         </w:tcBorders>
       </w:tcPr>
     </w:tblStylePr>
+    <w:tblStylePr w:type="lastCol">
+      <w:rPr>
+        <w:i/>
+        <w:color w:val="404040"/>
+      </w:rPr>
+      <w:pPr>
+        <w:pBdr/>
+        <w:spacing/>
+        <w:ind/>
+      </w:pPr>
+      <w:tblPr>
+        <w:tblBorders/>
+      </w:tblPr>
+      <w:tcPr>
+        <w:shd w:val="clear" w:color="ffffff"/>
+        <w:tcBorders>
+          <w:top w:val="none" w:color="000000" w:sz="4" w:space="0"/>
+          <w:left w:val="none" w:color="000000" w:sz="4" w:space="0"/>
+          <w:bottom w:val="none" w:color="000000" w:sz="4" w:space="0"/>
+          <w:right w:val="none" w:color="000000" w:sz="4" w:space="0"/>
+        </w:tcBorders>
+      </w:tcPr>
+    </w:tblStylePr>
+    <w:tblStylePr w:type="lastRow">
+      <w:rPr>
+        <w:b/>
+        <w:color w:val="404040"/>
+      </w:rPr>
+      <w:pPr>
+        <w:pBdr/>
+        <w:spacing/>
+        <w:ind/>
+      </w:pPr>
+      <w:tblPr>
+        <w:tblBorders/>
+      </w:tblPr>
+      <w:tcPr>
+        <w:shd w:val="clear" w:color="ffffff"/>
+        <w:tcBorders>
+          <w:top w:val="none" w:color="000000" w:sz="4" w:space="0"/>
+          <w:left w:val="none" w:color="000000" w:sz="4" w:space="0"/>
+          <w:bottom w:val="none" w:color="000000" w:sz="4" w:space="0"/>
+          <w:right w:val="none" w:color="000000" w:sz="4" w:space="0"/>
+        </w:tcBorders>
+      </w:tcPr>
+    </w:tblStylePr>
     <w:tblStylePr w:type="nwCell">
       <w:pPr>
         <w:pBdr/>
@@ -5757,9 +5880,9 @@
       </w:tcPr>
     </w:tblStylePr>
   </w:style>
-  <w:style w:type="table" w:styleId="36">
+  <w:style w:type="table" w:styleId="735">
     <w:name w:val="Grid Table 3 - Accent 3"/>
-    <w:basedOn w:val="665"/>
+    <w:basedOn w:val="897"/>
     <w:uiPriority w:val="99"/>
     <w:pPr>
       <w:pBdr/>
@@ -5858,29 +5981,6 @@
         <w:tblBorders/>
       </w:tblPr>
       <w:tcPr>
-        <w:shd w:color="ffffff"/>
-        <w:tcBorders>
-          <w:top w:val="none" w:color="000000" w:sz="4" w:space="0"/>
-          <w:left w:val="none" w:color="000000" w:sz="4" w:space="0"/>
-          <w:bottom w:val="none" w:color="000000" w:sz="4" w:space="0"/>
-          <w:right w:val="none" w:color="000000" w:sz="4" w:space="0"/>
-        </w:tcBorders>
-      </w:tcPr>
-    </w:tblStylePr>
-    <w:tblStylePr w:type="firstRow">
-      <w:rPr>
-        <w:b/>
-        <w:color w:val="404040"/>
-      </w:rPr>
-      <w:pPr>
-        <w:pBdr/>
-        <w:spacing/>
-        <w:ind/>
-      </w:pPr>
-      <w:tblPr>
-        <w:tblBorders/>
-      </w:tblPr>
-      <w:tcPr>
         <w:shd w:val="clear" w:color="ffffff"/>
         <w:tcBorders>
           <w:top w:val="none" w:color="000000" w:sz="4" w:space="0"/>
@@ -5890,30 +5990,7 @@
         </w:tcBorders>
       </w:tcPr>
     </w:tblStylePr>
-    <w:tblStylePr w:type="lastCol">
-      <w:rPr>
-        <w:i/>
-        <w:color w:val="404040"/>
-      </w:rPr>
-      <w:pPr>
-        <w:pBdr/>
-        <w:spacing/>
-        <w:ind/>
-      </w:pPr>
-      <w:tblPr>
-        <w:tblBorders/>
-      </w:tblPr>
-      <w:tcPr>
-        <w:shd w:color="ffffff"/>
-        <w:tcBorders>
-          <w:top w:val="none" w:color="000000" w:sz="4" w:space="0"/>
-          <w:left w:val="none" w:color="000000" w:sz="4" w:space="0"/>
-          <w:bottom w:val="none" w:color="000000" w:sz="4" w:space="0"/>
-          <w:right w:val="none" w:color="000000" w:sz="4" w:space="0"/>
-        </w:tcBorders>
-      </w:tcPr>
-    </w:tblStylePr>
-    <w:tblStylePr w:type="lastRow">
+    <w:tblStylePr w:type="firstRow">
       <w:rPr>
         <w:b/>
         <w:color w:val="404040"/>
@@ -5936,6 +6013,52 @@
         </w:tcBorders>
       </w:tcPr>
     </w:tblStylePr>
+    <w:tblStylePr w:type="lastCol">
+      <w:rPr>
+        <w:i/>
+        <w:color w:val="404040"/>
+      </w:rPr>
+      <w:pPr>
+        <w:pBdr/>
+        <w:spacing/>
+        <w:ind/>
+      </w:pPr>
+      <w:tblPr>
+        <w:tblBorders/>
+      </w:tblPr>
+      <w:tcPr>
+        <w:shd w:val="clear" w:color="ffffff"/>
+        <w:tcBorders>
+          <w:top w:val="none" w:color="000000" w:sz="4" w:space="0"/>
+          <w:left w:val="none" w:color="000000" w:sz="4" w:space="0"/>
+          <w:bottom w:val="none" w:color="000000" w:sz="4" w:space="0"/>
+          <w:right w:val="none" w:color="000000" w:sz="4" w:space="0"/>
+        </w:tcBorders>
+      </w:tcPr>
+    </w:tblStylePr>
+    <w:tblStylePr w:type="lastRow">
+      <w:rPr>
+        <w:b/>
+        <w:color w:val="404040"/>
+      </w:rPr>
+      <w:pPr>
+        <w:pBdr/>
+        <w:spacing/>
+        <w:ind/>
+      </w:pPr>
+      <w:tblPr>
+        <w:tblBorders/>
+      </w:tblPr>
+      <w:tcPr>
+        <w:shd w:val="clear" w:color="ffffff"/>
+        <w:tcBorders>
+          <w:top w:val="none" w:color="000000" w:sz="4" w:space="0"/>
+          <w:left w:val="none" w:color="000000" w:sz="4" w:space="0"/>
+          <w:bottom w:val="none" w:color="000000" w:sz="4" w:space="0"/>
+          <w:right w:val="none" w:color="000000" w:sz="4" w:space="0"/>
+        </w:tcBorders>
+      </w:tcPr>
+    </w:tblStylePr>
     <w:tblStylePr w:type="nwCell">
       <w:pPr>
         <w:pBdr/>
@@ -6002,9 +6125,9 @@
       </w:tcPr>
     </w:tblStylePr>
   </w:style>
-  <w:style w:type="table" w:styleId="37">
+  <w:style w:type="table" w:styleId="736">
     <w:name w:val="Grid Table 3 - Accent 4"/>
-    <w:basedOn w:val="665"/>
+    <w:basedOn w:val="897"/>
     <w:uiPriority w:val="99"/>
     <w:pPr>
       <w:pBdr/>
@@ -6103,29 +6226,6 @@
         <w:tblBorders/>
       </w:tblPr>
       <w:tcPr>
-        <w:shd w:color="ffffff"/>
-        <w:tcBorders>
-          <w:top w:val="none" w:color="000000" w:sz="4" w:space="0"/>
-          <w:left w:val="none" w:color="000000" w:sz="4" w:space="0"/>
-          <w:bottom w:val="none" w:color="000000" w:sz="4" w:space="0"/>
-          <w:right w:val="none" w:color="000000" w:sz="4" w:space="0"/>
-        </w:tcBorders>
-      </w:tcPr>
-    </w:tblStylePr>
-    <w:tblStylePr w:type="firstRow">
-      <w:rPr>
-        <w:b/>
-        <w:color w:val="404040"/>
-      </w:rPr>
-      <w:pPr>
-        <w:pBdr/>
-        <w:spacing/>
-        <w:ind/>
-      </w:pPr>
-      <w:tblPr>
-        <w:tblBorders/>
-      </w:tblPr>
-      <w:tcPr>
         <w:shd w:val="clear" w:color="ffffff"/>
         <w:tcBorders>
           <w:top w:val="none" w:color="000000" w:sz="4" w:space="0"/>
@@ -6135,30 +6235,7 @@
         </w:tcBorders>
       </w:tcPr>
     </w:tblStylePr>
-    <w:tblStylePr w:type="lastCol">
-      <w:rPr>
-        <w:i/>
-        <w:color w:val="404040"/>
-      </w:rPr>
-      <w:pPr>
-        <w:pBdr/>
-        <w:spacing/>
-        <w:ind/>
-      </w:pPr>
-      <w:tblPr>
-        <w:tblBorders/>
-      </w:tblPr>
-      <w:tcPr>
-        <w:shd w:color="ffffff"/>
-        <w:tcBorders>
-          <w:top w:val="none" w:color="000000" w:sz="4" w:space="0"/>
-          <w:left w:val="none" w:color="000000" w:sz="4" w:space="0"/>
-          <w:bottom w:val="none" w:color="000000" w:sz="4" w:space="0"/>
-          <w:right w:val="none" w:color="000000" w:sz="4" w:space="0"/>
-        </w:tcBorders>
-      </w:tcPr>
-    </w:tblStylePr>
-    <w:tblStylePr w:type="lastRow">
+    <w:tblStylePr w:type="firstRow">
       <w:rPr>
         <w:b/>
         <w:color w:val="404040"/>
@@ -6181,6 +6258,52 @@
         </w:tcBorders>
       </w:tcPr>
     </w:tblStylePr>
+    <w:tblStylePr w:type="lastCol">
+      <w:rPr>
+        <w:i/>
+        <w:color w:val="404040"/>
+      </w:rPr>
+      <w:pPr>
+        <w:pBdr/>
+        <w:spacing/>
+        <w:ind/>
+      </w:pPr>
+      <w:tblPr>
+        <w:tblBorders/>
+      </w:tblPr>
+      <w:tcPr>
+        <w:shd w:val="clear" w:color="ffffff"/>
+        <w:tcBorders>
+          <w:top w:val="none" w:color="000000" w:sz="4" w:space="0"/>
+          <w:left w:val="none" w:color="000000" w:sz="4" w:space="0"/>
+          <w:bottom w:val="none" w:color="000000" w:sz="4" w:space="0"/>
+          <w:right w:val="none" w:color="000000" w:sz="4" w:space="0"/>
+        </w:tcBorders>
+      </w:tcPr>
+    </w:tblStylePr>
+    <w:tblStylePr w:type="lastRow">
+      <w:rPr>
+        <w:b/>
+        <w:color w:val="404040"/>
+      </w:rPr>
+      <w:pPr>
+        <w:pBdr/>
+        <w:spacing/>
+        <w:ind/>
+      </w:pPr>
+      <w:tblPr>
+        <w:tblBorders/>
+      </w:tblPr>
+      <w:tcPr>
+        <w:shd w:val="clear" w:color="ffffff"/>
+        <w:tcBorders>
+          <w:top w:val="none" w:color="000000" w:sz="4" w:space="0"/>
+          <w:left w:val="none" w:color="000000" w:sz="4" w:space="0"/>
+          <w:bottom w:val="none" w:color="000000" w:sz="4" w:space="0"/>
+          <w:right w:val="none" w:color="000000" w:sz="4" w:space="0"/>
+        </w:tcBorders>
+      </w:tcPr>
+    </w:tblStylePr>
     <w:tblStylePr w:type="nwCell">
       <w:pPr>
         <w:pBdr/>
@@ -6247,9 +6370,9 @@
       </w:tcPr>
     </w:tblStylePr>
   </w:style>
-  <w:style w:type="table" w:styleId="38">
+  <w:style w:type="table" w:styleId="737">
     <w:name w:val="Grid Table 3 - Accent 5"/>
-    <w:basedOn w:val="665"/>
+    <w:basedOn w:val="897"/>
     <w:uiPriority w:val="99"/>
     <w:pPr>
       <w:pBdr/>
@@ -6348,29 +6471,6 @@
         <w:tblBorders/>
       </w:tblPr>
       <w:tcPr>
-        <w:shd w:color="ffffff"/>
-        <w:tcBorders>
-          <w:top w:val="none" w:color="000000" w:sz="4" w:space="0"/>
-          <w:left w:val="none" w:color="000000" w:sz="4" w:space="0"/>
-          <w:bottom w:val="none" w:color="000000" w:sz="4" w:space="0"/>
-          <w:right w:val="none" w:color="000000" w:sz="4" w:space="0"/>
-        </w:tcBorders>
-      </w:tcPr>
-    </w:tblStylePr>
-    <w:tblStylePr w:type="firstRow">
-      <w:rPr>
-        <w:b/>
-        <w:color w:val="404040"/>
-      </w:rPr>
-      <w:pPr>
-        <w:pBdr/>
-        <w:spacing/>
-        <w:ind/>
-      </w:pPr>
-      <w:tblPr>
-        <w:tblBorders/>
-      </w:tblPr>
-      <w:tcPr>
         <w:shd w:val="clear" w:color="ffffff"/>
         <w:tcBorders>
           <w:top w:val="none" w:color="000000" w:sz="4" w:space="0"/>
@@ -6380,30 +6480,7 @@
         </w:tcBorders>
       </w:tcPr>
     </w:tblStylePr>
-    <w:tblStylePr w:type="lastCol">
-      <w:rPr>
-        <w:i/>
-        <w:color w:val="404040"/>
-      </w:rPr>
-      <w:pPr>
-        <w:pBdr/>
-        <w:spacing/>
-        <w:ind/>
-      </w:pPr>
-      <w:tblPr>
-        <w:tblBorders/>
-      </w:tblPr>
-      <w:tcPr>
-        <w:shd w:color="ffffff"/>
-        <w:tcBorders>
-          <w:top w:val="none" w:color="000000" w:sz="4" w:space="0"/>
-          <w:left w:val="none" w:color="000000" w:sz="4" w:space="0"/>
-          <w:bottom w:val="none" w:color="000000" w:sz="4" w:space="0"/>
-          <w:right w:val="none" w:color="000000" w:sz="4" w:space="0"/>
-        </w:tcBorders>
-      </w:tcPr>
-    </w:tblStylePr>
-    <w:tblStylePr w:type="lastRow">
+    <w:tblStylePr w:type="firstRow">
       <w:rPr>
         <w:b/>
         <w:color w:val="404040"/>
@@ -6426,6 +6503,52 @@
         </w:tcBorders>
       </w:tcPr>
     </w:tblStylePr>
+    <w:tblStylePr w:type="lastCol">
+      <w:rPr>
+        <w:i/>
+        <w:color w:val="404040"/>
+      </w:rPr>
+      <w:pPr>
+        <w:pBdr/>
+        <w:spacing/>
+        <w:ind/>
+      </w:pPr>
+      <w:tblPr>
+        <w:tblBorders/>
+      </w:tblPr>
+      <w:tcPr>
+        <w:shd w:val="clear" w:color="ffffff"/>
+        <w:tcBorders>
+          <w:top w:val="none" w:color="000000" w:sz="4" w:space="0"/>
+          <w:left w:val="none" w:color="000000" w:sz="4" w:space="0"/>
+          <w:bottom w:val="none" w:color="000000" w:sz="4" w:space="0"/>
+          <w:right w:val="none" w:color="000000" w:sz="4" w:space="0"/>
+        </w:tcBorders>
+      </w:tcPr>
+    </w:tblStylePr>
+    <w:tblStylePr w:type="lastRow">
+      <w:rPr>
+        <w:b/>
+        <w:color w:val="404040"/>
+      </w:rPr>
+      <w:pPr>
+        <w:pBdr/>
+        <w:spacing/>
+        <w:ind/>
+      </w:pPr>
+      <w:tblPr>
+        <w:tblBorders/>
+      </w:tblPr>
+      <w:tcPr>
+        <w:shd w:val="clear" w:color="ffffff"/>
+        <w:tcBorders>
+          <w:top w:val="none" w:color="000000" w:sz="4" w:space="0"/>
+          <w:left w:val="none" w:color="000000" w:sz="4" w:space="0"/>
+          <w:bottom w:val="none" w:color="000000" w:sz="4" w:space="0"/>
+          <w:right w:val="none" w:color="000000" w:sz="4" w:space="0"/>
+        </w:tcBorders>
+      </w:tcPr>
+    </w:tblStylePr>
     <w:tblStylePr w:type="nwCell">
       <w:pPr>
         <w:pBdr/>
@@ -6492,9 +6615,9 @@
       </w:tcPr>
     </w:tblStylePr>
   </w:style>
-  <w:style w:type="table" w:styleId="39">
+  <w:style w:type="table" w:styleId="738">
     <w:name w:val="Grid Table 3 - Accent 6"/>
-    <w:basedOn w:val="665"/>
+    <w:basedOn w:val="897"/>
     <w:uiPriority w:val="99"/>
     <w:pPr>
       <w:pBdr/>
@@ -6593,29 +6716,6 @@
         <w:tblBorders/>
       </w:tblPr>
       <w:tcPr>
-        <w:shd w:color="ffffff"/>
-        <w:tcBorders>
-          <w:top w:val="none" w:color="000000" w:sz="4" w:space="0"/>
-          <w:left w:val="none" w:color="000000" w:sz="4" w:space="0"/>
-          <w:bottom w:val="none" w:color="000000" w:sz="4" w:space="0"/>
-          <w:right w:val="none" w:color="000000" w:sz="4" w:space="0"/>
-        </w:tcBorders>
-      </w:tcPr>
-    </w:tblStylePr>
-    <w:tblStylePr w:type="firstRow">
-      <w:rPr>
-        <w:b/>
-        <w:color w:val="404040"/>
-      </w:rPr>
-      <w:pPr>
-        <w:pBdr/>
-        <w:spacing/>
-        <w:ind/>
-      </w:pPr>
-      <w:tblPr>
-        <w:tblBorders/>
-      </w:tblPr>
-      <w:tcPr>
         <w:shd w:val="clear" w:color="ffffff"/>
         <w:tcBorders>
           <w:top w:val="none" w:color="000000" w:sz="4" w:space="0"/>
@@ -6625,30 +6725,7 @@
         </w:tcBorders>
       </w:tcPr>
     </w:tblStylePr>
-    <w:tblStylePr w:type="lastCol">
-      <w:rPr>
-        <w:i/>
-        <w:color w:val="404040"/>
-      </w:rPr>
-      <w:pPr>
-        <w:pBdr/>
-        <w:spacing/>
-        <w:ind/>
-      </w:pPr>
-      <w:tblPr>
-        <w:tblBorders/>
-      </w:tblPr>
-      <w:tcPr>
-        <w:shd w:color="ffffff"/>
-        <w:tcBorders>
-          <w:top w:val="none" w:color="000000" w:sz="4" w:space="0"/>
-          <w:left w:val="none" w:color="000000" w:sz="4" w:space="0"/>
-          <w:bottom w:val="none" w:color="000000" w:sz="4" w:space="0"/>
-          <w:right w:val="none" w:color="000000" w:sz="4" w:space="0"/>
-        </w:tcBorders>
-      </w:tcPr>
-    </w:tblStylePr>
-    <w:tblStylePr w:type="lastRow">
+    <w:tblStylePr w:type="firstRow">
       <w:rPr>
         <w:b/>
         <w:color w:val="404040"/>
@@ -6671,6 +6748,52 @@
         </w:tcBorders>
       </w:tcPr>
     </w:tblStylePr>
+    <w:tblStylePr w:type="lastCol">
+      <w:rPr>
+        <w:i/>
+        <w:color w:val="404040"/>
+      </w:rPr>
+      <w:pPr>
+        <w:pBdr/>
+        <w:spacing/>
+        <w:ind/>
+      </w:pPr>
+      <w:tblPr>
+        <w:tblBorders/>
+      </w:tblPr>
+      <w:tcPr>
+        <w:shd w:val="clear" w:color="ffffff"/>
+        <w:tcBorders>
+          <w:top w:val="none" w:color="000000" w:sz="4" w:space="0"/>
+          <w:left w:val="none" w:color="000000" w:sz="4" w:space="0"/>
+          <w:bottom w:val="none" w:color="000000" w:sz="4" w:space="0"/>
+          <w:right w:val="none" w:color="000000" w:sz="4" w:space="0"/>
+        </w:tcBorders>
+      </w:tcPr>
+    </w:tblStylePr>
+    <w:tblStylePr w:type="lastRow">
+      <w:rPr>
+        <w:b/>
+        <w:color w:val="404040"/>
+      </w:rPr>
+      <w:pPr>
+        <w:pBdr/>
+        <w:spacing/>
+        <w:ind/>
+      </w:pPr>
+      <w:tblPr>
+        <w:tblBorders/>
+      </w:tblPr>
+      <w:tcPr>
+        <w:shd w:val="clear" w:color="ffffff"/>
+        <w:tcBorders>
+          <w:top w:val="none" w:color="000000" w:sz="4" w:space="0"/>
+          <w:left w:val="none" w:color="000000" w:sz="4" w:space="0"/>
+          <w:bottom w:val="none" w:color="000000" w:sz="4" w:space="0"/>
+          <w:right w:val="none" w:color="000000" w:sz="4" w:space="0"/>
+        </w:tcBorders>
+      </w:tcPr>
+    </w:tblStylePr>
     <w:tblStylePr w:type="nwCell">
       <w:pPr>
         <w:pBdr/>
@@ -6737,9 +6860,9 @@
       </w:tcPr>
     </w:tblStylePr>
   </w:style>
-  <w:style w:type="table" w:styleId="40">
+  <w:style w:type="table" w:styleId="739">
     <w:name w:val="Grid Table 4"/>
-    <w:basedOn w:val="665"/>
+    <w:basedOn w:val="897"/>
     <w:uiPriority w:val="59"/>
     <w:pPr>
       <w:pBdr/>
@@ -6970,9 +7093,9 @@
       </w:tcPr>
     </w:tblStylePr>
   </w:style>
-  <w:style w:type="table" w:styleId="41">
+  <w:style w:type="table" w:styleId="740">
     <w:name w:val="Grid Table 4 - Accent 1"/>
-    <w:basedOn w:val="665"/>
+    <w:basedOn w:val="897"/>
     <w:uiPriority w:val="59"/>
     <w:pPr>
       <w:pBdr/>
@@ -7203,9 +7326,9 @@
       </w:tcPr>
     </w:tblStylePr>
   </w:style>
-  <w:style w:type="table" w:styleId="42">
+  <w:style w:type="table" w:styleId="741">
     <w:name w:val="Grid Table 4 - Accent 2"/>
-    <w:basedOn w:val="665"/>
+    <w:basedOn w:val="897"/>
     <w:uiPriority w:val="59"/>
     <w:pPr>
       <w:pBdr/>
@@ -7436,9 +7559,9 @@
       </w:tcPr>
     </w:tblStylePr>
   </w:style>
-  <w:style w:type="table" w:styleId="43">
+  <w:style w:type="table" w:styleId="742">
     <w:name w:val="Grid Table 4 - Accent 3"/>
-    <w:basedOn w:val="665"/>
+    <w:basedOn w:val="897"/>
     <w:uiPriority w:val="59"/>
     <w:pPr>
       <w:pBdr/>
@@ -7669,9 +7792,9 @@
       </w:tcPr>
     </w:tblStylePr>
   </w:style>
-  <w:style w:type="table" w:styleId="44">
+  <w:style w:type="table" w:styleId="743">
     <w:name w:val="Grid Table 4 - Accent 4"/>
-    <w:basedOn w:val="665"/>
+    <w:basedOn w:val="897"/>
     <w:uiPriority w:val="59"/>
     <w:pPr>
       <w:pBdr/>
@@ -7902,9 +8025,9 @@
       </w:tcPr>
     </w:tblStylePr>
   </w:style>
-  <w:style w:type="table" w:styleId="45">
+  <w:style w:type="table" w:styleId="744">
     <w:name w:val="Grid Table 4 - Accent 5"/>
-    <w:basedOn w:val="665"/>
+    <w:basedOn w:val="897"/>
     <w:uiPriority w:val="59"/>
     <w:pPr>
       <w:pBdr/>
@@ -8135,9 +8258,9 @@
       </w:tcPr>
     </w:tblStylePr>
   </w:style>
-  <w:style w:type="table" w:styleId="46">
+  <w:style w:type="table" w:styleId="745">
     <w:name w:val="Grid Table 4 - Accent 6"/>
-    <w:basedOn w:val="665"/>
+    <w:basedOn w:val="897"/>
     <w:uiPriority w:val="59"/>
     <w:pPr>
       <w:pBdr/>
@@ -8368,9 +8491,9 @@
       </w:tcPr>
     </w:tblStylePr>
   </w:style>
-  <w:style w:type="table" w:styleId="47">
+  <w:style w:type="table" w:styleId="746">
     <w:name w:val="Grid Table 5 Dark"/>
-    <w:basedOn w:val="665"/>
+    <w:basedOn w:val="897"/>
     <w:uiPriority w:val="99"/>
     <w:pPr>
       <w:pBdr/>
@@ -8596,9 +8719,9 @@
       </w:tcPr>
     </w:tblStylePr>
   </w:style>
-  <w:style w:type="table" w:styleId="48">
+  <w:style w:type="table" w:styleId="747">
     <w:name w:val="Grid Table 5 Dark- Accent 1"/>
-    <w:basedOn w:val="665"/>
+    <w:basedOn w:val="897"/>
     <w:uiPriority w:val="99"/>
     <w:pPr>
       <w:pBdr/>
@@ -8824,9 +8947,9 @@
       </w:tcPr>
     </w:tblStylePr>
   </w:style>
-  <w:style w:type="table" w:styleId="49">
+  <w:style w:type="table" w:styleId="748">
     <w:name w:val="Grid Table 5 Dark - Accent 2"/>
-    <w:basedOn w:val="665"/>
+    <w:basedOn w:val="897"/>
     <w:uiPriority w:val="99"/>
     <w:pPr>
       <w:pBdr/>
@@ -9052,9 +9175,9 @@
       </w:tcPr>
     </w:tblStylePr>
   </w:style>
-  <w:style w:type="table" w:styleId="50">
+  <w:style w:type="table" w:styleId="749">
     <w:name w:val="Grid Table 5 Dark - Accent 3"/>
-    <w:basedOn w:val="665"/>
+    <w:basedOn w:val="897"/>
     <w:uiPriority w:val="99"/>
     <w:pPr>
       <w:pBdr/>
@@ -9280,9 +9403,9 @@
       </w:tcPr>
     </w:tblStylePr>
   </w:style>
-  <w:style w:type="table" w:styleId="51">
+  <w:style w:type="table" w:styleId="750">
     <w:name w:val="Grid Table 5 Dark- Accent 4"/>
-    <w:basedOn w:val="665"/>
+    <w:basedOn w:val="897"/>
     <w:uiPriority w:val="99"/>
     <w:pPr>
       <w:pBdr/>
@@ -9508,9 +9631,9 @@
       </w:tcPr>
     </w:tblStylePr>
   </w:style>
-  <w:style w:type="table" w:styleId="52">
+  <w:style w:type="table" w:styleId="751">
     <w:name w:val="Grid Table 5 Dark - Accent 5"/>
-    <w:basedOn w:val="665"/>
+    <w:basedOn w:val="897"/>
     <w:uiPriority w:val="99"/>
     <w:pPr>
       <w:pBdr/>
@@ -9736,9 +9859,9 @@
       </w:tcPr>
     </w:tblStylePr>
   </w:style>
-  <w:style w:type="table" w:styleId="53">
+  <w:style w:type="table" w:styleId="752">
     <w:name w:val="Grid Table 5 Dark - Accent 6"/>
-    <w:basedOn w:val="665"/>
+    <w:basedOn w:val="897"/>
     <w:uiPriority w:val="99"/>
     <w:pPr>
       <w:pBdr/>
@@ -9964,9 +10087,9 @@
       </w:tcPr>
     </w:tblStylePr>
   </w:style>
-  <w:style w:type="table" w:styleId="54">
+  <w:style w:type="table" w:styleId="753">
     <w:name w:val="Grid Table 6 Colorful"/>
-    <w:basedOn w:val="665"/>
+    <w:basedOn w:val="897"/>
     <w:uiPriority w:val="99"/>
     <w:pPr>
       <w:pBdr/>
@@ -10194,9 +10317,9 @@
       </w:tcPr>
     </w:tblStylePr>
   </w:style>
-  <w:style w:type="table" w:styleId="55">
+  <w:style w:type="table" w:styleId="754">
     <w:name w:val="Grid Table 6 Colorful - Accent 1"/>
-    <w:basedOn w:val="665"/>
+    <w:basedOn w:val="897"/>
     <w:uiPriority w:val="99"/>
     <w:pPr>
       <w:pBdr/>
@@ -10424,9 +10547,9 @@
       </w:tcPr>
     </w:tblStylePr>
   </w:style>
-  <w:style w:type="table" w:styleId="56">
+  <w:style w:type="table" w:styleId="755">
     <w:name w:val="Grid Table 6 Colorful - Accent 2"/>
-    <w:basedOn w:val="665"/>
+    <w:basedOn w:val="897"/>
     <w:uiPriority w:val="99"/>
     <w:pPr>
       <w:pBdr/>
@@ -10654,9 +10777,9 @@
       </w:tcPr>
     </w:tblStylePr>
   </w:style>
-  <w:style w:type="table" w:styleId="57">
+  <w:style w:type="table" w:styleId="756">
     <w:name w:val="Grid Table 6 Colorful - Accent 3"/>
-    <w:basedOn w:val="665"/>
+    <w:basedOn w:val="897"/>
     <w:uiPriority w:val="99"/>
     <w:pPr>
       <w:pBdr/>
@@ -10884,9 +11007,9 @@
       </w:tcPr>
     </w:tblStylePr>
   </w:style>
-  <w:style w:type="table" w:styleId="58">
+  <w:style w:type="table" w:styleId="757">
     <w:name w:val="Grid Table 6 Colorful - Accent 4"/>
-    <w:basedOn w:val="665"/>
+    <w:basedOn w:val="897"/>
     <w:uiPriority w:val="99"/>
     <w:pPr>
       <w:pBdr/>
@@ -11114,9 +11237,9 @@
       </w:tcPr>
     </w:tblStylePr>
   </w:style>
-  <w:style w:type="table" w:styleId="59">
+  <w:style w:type="table" w:styleId="758">
     <w:name w:val="Grid Table 6 Colorful - Accent 5"/>
-    <w:basedOn w:val="665"/>
+    <w:basedOn w:val="897"/>
     <w:uiPriority w:val="99"/>
     <w:pPr>
       <w:pBdr/>
@@ -11344,9 +11467,9 @@
       </w:tcPr>
     </w:tblStylePr>
   </w:style>
-  <w:style w:type="table" w:styleId="60">
+  <w:style w:type="table" w:styleId="759">
     <w:name w:val="Grid Table 6 Colorful - Accent 6"/>
-    <w:basedOn w:val="665"/>
+    <w:basedOn w:val="897"/>
     <w:uiPriority w:val="99"/>
     <w:pPr>
       <w:pBdr/>
@@ -11574,9 +11697,9 @@
       </w:tcPr>
     </w:tblStylePr>
   </w:style>
-  <w:style w:type="table" w:styleId="61">
+  <w:style w:type="table" w:styleId="760">
     <w:name w:val="Grid Table 7 Colorful"/>
-    <w:basedOn w:val="665"/>
+    <w:basedOn w:val="897"/>
     <w:uiPriority w:val="99"/>
     <w:pPr>
       <w:pBdr/>
@@ -11678,11 +11801,11 @@
         <w:tblBorders/>
       </w:tblPr>
       <w:tcPr>
-        <w:shd w:color="ffffff"/>
+        <w:shd w:val="clear" w:color="ffffff"/>
         <w:tcBorders>
-          <w:top w:val="none"/>
-          <w:left w:val="none"/>
-          <w:bottom w:val="none"/>
+          <w:top w:val="none" w:color="000000" w:sz="4" w:space="0"/>
+          <w:left w:val="none" w:color="000000" w:sz="4" w:space="0"/>
+          <w:bottom w:val="none" w:color="000000" w:sz="4" w:space="0"/>
           <w:right w:val="single" w:color="000000" w:themeColor="text1" w:themeTint="80" w:sz="4" w:space="0"/>
         </w:tcBorders>
       </w:tcPr>
@@ -11705,10 +11828,10 @@
       <w:tcPr>
         <w:shd w:val="clear" w:color="ffffff" w:themeColor="light1" w:fill="ffffff" w:themeFill="light1"/>
         <w:tcBorders>
-          <w:top w:val="none"/>
-          <w:left w:val="none"/>
+          <w:top w:val="none" w:color="000000" w:sz="4" w:space="0"/>
+          <w:left w:val="none" w:color="000000" w:sz="4" w:space="0"/>
           <w:bottom w:val="single" w:color="000000" w:themeColor="text1" w:themeTint="80" w:sz="4" w:space="0"/>
-          <w:right w:val="none"/>
+          <w:right w:val="none" w:color="000000" w:sz="4" w:space="0"/>
         </w:tcBorders>
       </w:tcPr>
     </w:tblStylePr>
@@ -11728,12 +11851,12 @@
         <w:tblBorders/>
       </w:tblPr>
       <w:tcPr>
-        <w:shd w:color="ffffff"/>
+        <w:shd w:val="clear" w:color="ffffff"/>
         <w:tcBorders>
-          <w:top w:val="none"/>
+          <w:top w:val="none" w:color="000000" w:sz="4" w:space="0"/>
           <w:left w:val="single" w:color="000000" w:themeColor="text1" w:themeTint="80" w:sz="4" w:space="0"/>
-          <w:bottom w:val="none"/>
-          <w:right w:val="none"/>
+          <w:bottom w:val="none" w:color="000000" w:sz="4" w:space="0"/>
+          <w:right w:val="none" w:color="000000" w:sz="4" w:space="0"/>
         </w:tcBorders>
       </w:tcPr>
     </w:tblStylePr>
@@ -11756,9 +11879,9 @@
         <w:shd w:val="clear" w:color="ffffff" w:themeColor="light1" w:fill="ffffff" w:themeFill="light1"/>
         <w:tcBorders>
           <w:top w:val="single" w:color="000000" w:themeColor="text1" w:themeTint="80" w:sz="4" w:space="0"/>
-          <w:left w:val="none"/>
-          <w:bottom w:val="none"/>
-          <w:right w:val="none"/>
+          <w:left w:val="none" w:color="000000" w:sz="4" w:space="0"/>
+          <w:bottom w:val="none" w:color="000000" w:sz="4" w:space="0"/>
+          <w:right w:val="none" w:color="000000" w:sz="4" w:space="0"/>
         </w:tcBorders>
       </w:tcPr>
     </w:tblStylePr>
@@ -11828,9 +11951,9 @@
       </w:tcPr>
     </w:tblStylePr>
   </w:style>
-  <w:style w:type="table" w:styleId="62">
+  <w:style w:type="table" w:styleId="761">
     <w:name w:val="Grid Table 7 Colorful - Accent 1"/>
-    <w:basedOn w:val="665"/>
+    <w:basedOn w:val="897"/>
     <w:uiPriority w:val="99"/>
     <w:pPr>
       <w:pBdr/>
@@ -11932,11 +12055,11 @@
         <w:tblBorders/>
       </w:tblPr>
       <w:tcPr>
-        <w:shd w:color="ffffff"/>
+        <w:shd w:val="clear" w:color="ffffff"/>
         <w:tcBorders>
-          <w:top w:val="none"/>
-          <w:left w:val="none"/>
-          <w:bottom w:val="none"/>
+          <w:top w:val="none" w:color="000000" w:sz="4" w:space="0"/>
+          <w:left w:val="none" w:color="000000" w:sz="4" w:space="0"/>
+          <w:bottom w:val="none" w:color="000000" w:sz="4" w:space="0"/>
           <w:right w:val="single" w:color="000000" w:themeColor="accent1" w:themeTint="80" w:sz="4" w:space="0"/>
         </w:tcBorders>
       </w:tcPr>
@@ -11959,10 +12082,10 @@
       <w:tcPr>
         <w:shd w:val="clear" w:color="ffffff" w:themeColor="light1" w:fill="ffffff" w:themeFill="light1"/>
         <w:tcBorders>
-          <w:top w:val="none"/>
-          <w:left w:val="none"/>
+          <w:top w:val="none" w:color="000000" w:sz="4" w:space="0"/>
+          <w:left w:val="none" w:color="000000" w:sz="4" w:space="0"/>
           <w:bottom w:val="single" w:color="000000" w:themeColor="accent1" w:themeTint="80" w:sz="4" w:space="0"/>
-          <w:right w:val="none"/>
+          <w:right w:val="none" w:color="000000" w:sz="4" w:space="0"/>
         </w:tcBorders>
       </w:tcPr>
     </w:tblStylePr>
@@ -11982,12 +12105,12 @@
         <w:tblBorders/>
       </w:tblPr>
       <w:tcPr>
-        <w:shd w:color="ffffff"/>
+        <w:shd w:val="clear" w:color="ffffff"/>
         <w:tcBorders>
-          <w:top w:val="none"/>
+          <w:top w:val="none" w:color="000000" w:sz="4" w:space="0"/>
           <w:left w:val="single" w:color="000000" w:themeColor="accent1" w:themeTint="80" w:sz="4" w:space="0"/>
-          <w:bottom w:val="none"/>
-          <w:right w:val="none"/>
+          <w:bottom w:val="none" w:color="000000" w:sz="4" w:space="0"/>
+          <w:right w:val="none" w:color="000000" w:sz="4" w:space="0"/>
         </w:tcBorders>
       </w:tcPr>
     </w:tblStylePr>
@@ -12010,9 +12133,9 @@
         <w:shd w:val="clear" w:color="ffffff" w:themeColor="light1" w:fill="ffffff" w:themeFill="light1"/>
         <w:tcBorders>
           <w:top w:val="single" w:color="000000" w:themeColor="accent1" w:themeTint="80" w:sz="4" w:space="0"/>
-          <w:left w:val="none"/>
-          <w:bottom w:val="none"/>
-          <w:right w:val="none"/>
+          <w:left w:val="none" w:color="000000" w:sz="4" w:space="0"/>
+          <w:bottom w:val="none" w:color="000000" w:sz="4" w:space="0"/>
+          <w:right w:val="none" w:color="000000" w:sz="4" w:space="0"/>
         </w:tcBorders>
       </w:tcPr>
     </w:tblStylePr>
@@ -12082,9 +12205,9 @@
       </w:tcPr>
     </w:tblStylePr>
   </w:style>
-  <w:style w:type="table" w:styleId="63">
+  <w:style w:type="table" w:styleId="762">
     <w:name w:val="Grid Table 7 Colorful - Accent 2"/>
-    <w:basedOn w:val="665"/>
+    <w:basedOn w:val="897"/>
     <w:uiPriority w:val="99"/>
     <w:pPr>
       <w:pBdr/>
@@ -12186,11 +12309,11 @@
         <w:tblBorders/>
       </w:tblPr>
       <w:tcPr>
-        <w:shd w:color="ffffff"/>
+        <w:shd w:val="clear" w:color="ffffff"/>
         <w:tcBorders>
-          <w:top w:val="none"/>
-          <w:left w:val="none"/>
-          <w:bottom w:val="none"/>
+          <w:top w:val="none" w:color="000000" w:sz="4" w:space="0"/>
+          <w:left w:val="none" w:color="000000" w:sz="4" w:space="0"/>
+          <w:bottom w:val="none" w:color="000000" w:sz="4" w:space="0"/>
           <w:right w:val="single" w:color="000000" w:themeColor="accent2" w:themeTint="97" w:sz="4" w:space="0"/>
         </w:tcBorders>
       </w:tcPr>
@@ -12213,10 +12336,10 @@
       <w:tcPr>
         <w:shd w:val="clear" w:color="ffffff" w:themeColor="light1" w:fill="ffffff" w:themeFill="light1"/>
         <w:tcBorders>
-          <w:top w:val="none"/>
-          <w:left w:val="none"/>
+          <w:top w:val="none" w:color="000000" w:sz="4" w:space="0"/>
+          <w:left w:val="none" w:color="000000" w:sz="4" w:space="0"/>
           <w:bottom w:val="single" w:color="000000" w:themeColor="accent2" w:themeTint="97" w:sz="4" w:space="0"/>
-          <w:right w:val="none"/>
+          <w:right w:val="none" w:color="000000" w:sz="4" w:space="0"/>
         </w:tcBorders>
       </w:tcPr>
     </w:tblStylePr>
@@ -12236,12 +12359,12 @@
         <w:tblBorders/>
       </w:tblPr>
       <w:tcPr>
-        <w:shd w:color="ffffff"/>
+        <w:shd w:val="clear" w:color="ffffff"/>
         <w:tcBorders>
-          <w:top w:val="none"/>
+          <w:top w:val="none" w:color="000000" w:sz="4" w:space="0"/>
           <w:left w:val="single" w:color="000000" w:themeColor="accent2" w:themeTint="97" w:sz="4" w:space="0"/>
-          <w:bottom w:val="none"/>
-          <w:right w:val="none"/>
+          <w:bottom w:val="none" w:color="000000" w:sz="4" w:space="0"/>
+          <w:right w:val="none" w:color="000000" w:sz="4" w:space="0"/>
         </w:tcBorders>
       </w:tcPr>
     </w:tblStylePr>
@@ -12264,9 +12387,9 @@
         <w:shd w:val="clear" w:color="ffffff" w:themeColor="light1" w:fill="ffffff" w:themeFill="light1"/>
         <w:tcBorders>
           <w:top w:val="single" w:color="000000" w:themeColor="accent2" w:themeTint="97" w:sz="4" w:space="0"/>
-          <w:left w:val="none"/>
-          <w:bottom w:val="none"/>
-          <w:right w:val="none"/>
+          <w:left w:val="none" w:color="000000" w:sz="4" w:space="0"/>
+          <w:bottom w:val="none" w:color="000000" w:sz="4" w:space="0"/>
+          <w:right w:val="none" w:color="000000" w:sz="4" w:space="0"/>
         </w:tcBorders>
       </w:tcPr>
     </w:tblStylePr>
@@ -12336,9 +12459,9 @@
       </w:tcPr>
     </w:tblStylePr>
   </w:style>
-  <w:style w:type="table" w:styleId="64">
+  <w:style w:type="table" w:styleId="763">
     <w:name w:val="Grid Table 7 Colorful - Accent 3"/>
-    <w:basedOn w:val="665"/>
+    <w:basedOn w:val="897"/>
     <w:uiPriority w:val="99"/>
     <w:pPr>
       <w:pBdr/>
@@ -12440,11 +12563,11 @@
         <w:tblBorders/>
       </w:tblPr>
       <w:tcPr>
-        <w:shd w:color="ffffff"/>
+        <w:shd w:val="clear" w:color="ffffff"/>
         <w:tcBorders>
-          <w:top w:val="none"/>
-          <w:left w:val="none"/>
-          <w:bottom w:val="none"/>
+          <w:top w:val="none" w:color="000000" w:sz="4" w:space="0"/>
+          <w:left w:val="none" w:color="000000" w:sz="4" w:space="0"/>
+          <w:bottom w:val="none" w:color="000000" w:sz="4" w:space="0"/>
           <w:right w:val="single" w:color="000000" w:themeColor="accent3" w:themeTint="FE" w:sz="4" w:space="0"/>
         </w:tcBorders>
       </w:tcPr>
@@ -12467,10 +12590,10 @@
       <w:tcPr>
         <w:shd w:val="clear" w:color="ffffff" w:themeColor="light1" w:fill="ffffff" w:themeFill="light1"/>
         <w:tcBorders>
-          <w:top w:val="none"/>
-          <w:left w:val="none"/>
+          <w:top w:val="none" w:color="000000" w:sz="4" w:space="0"/>
+          <w:left w:val="none" w:color="000000" w:sz="4" w:space="0"/>
           <w:bottom w:val="single" w:color="000000" w:themeColor="accent3" w:themeTint="FE" w:sz="4" w:space="0"/>
-          <w:right w:val="none"/>
+          <w:right w:val="none" w:color="000000" w:sz="4" w:space="0"/>
         </w:tcBorders>
       </w:tcPr>
     </w:tblStylePr>
@@ -12490,12 +12613,12 @@
         <w:tblBorders/>
       </w:tblPr>
       <w:tcPr>
-        <w:shd w:color="ffffff"/>
+        <w:shd w:val="clear" w:color="ffffff"/>
         <w:tcBorders>
-          <w:top w:val="none"/>
+          <w:top w:val="none" w:color="000000" w:sz="4" w:space="0"/>
           <w:left w:val="single" w:color="000000" w:themeColor="accent3" w:themeTint="FE" w:sz="4" w:space="0"/>
-          <w:bottom w:val="none"/>
-          <w:right w:val="none"/>
+          <w:bottom w:val="none" w:color="000000" w:sz="4" w:space="0"/>
+          <w:right w:val="none" w:color="000000" w:sz="4" w:space="0"/>
         </w:tcBorders>
       </w:tcPr>
     </w:tblStylePr>
@@ -12518,9 +12641,9 @@
         <w:shd w:val="clear" w:color="ffffff" w:themeColor="light1" w:fill="ffffff" w:themeFill="light1"/>
         <w:tcBorders>
           <w:top w:val="single" w:color="000000" w:themeColor="accent3" w:themeTint="FE" w:sz="4" w:space="0"/>
-          <w:left w:val="none"/>
-          <w:bottom w:val="none"/>
-          <w:right w:val="none"/>
+          <w:left w:val="none" w:color="000000" w:sz="4" w:space="0"/>
+          <w:bottom w:val="none" w:color="000000" w:sz="4" w:space="0"/>
+          <w:right w:val="none" w:color="000000" w:sz="4" w:space="0"/>
         </w:tcBorders>
       </w:tcPr>
     </w:tblStylePr>
@@ -12590,9 +12713,9 @@
       </w:tcPr>
     </w:tblStylePr>
   </w:style>
-  <w:style w:type="table" w:styleId="65">
+  <w:style w:type="table" w:styleId="764">
     <w:name w:val="Grid Table 7 Colorful - Accent 4"/>
-    <w:basedOn w:val="665"/>
+    <w:basedOn w:val="897"/>
     <w:uiPriority w:val="99"/>
     <w:pPr>
       <w:pBdr/>
@@ -12694,11 +12817,11 @@
         <w:tblBorders/>
       </w:tblPr>
       <w:tcPr>
-        <w:shd w:color="ffffff"/>
+        <w:shd w:val="clear" w:color="ffffff"/>
         <w:tcBorders>
-          <w:top w:val="none"/>
-          <w:left w:val="none"/>
-          <w:bottom w:val="none"/>
+          <w:top w:val="none" w:color="000000" w:sz="4" w:space="0"/>
+          <w:left w:val="none" w:color="000000" w:sz="4" w:space="0"/>
+          <w:bottom w:val="none" w:color="000000" w:sz="4" w:space="0"/>
           <w:right w:val="single" w:color="000000" w:themeColor="accent4" w:themeTint="9A" w:sz="4" w:space="0"/>
         </w:tcBorders>
       </w:tcPr>
@@ -12721,10 +12844,10 @@
       <w:tcPr>
         <w:shd w:val="clear" w:color="ffffff" w:themeColor="light1" w:fill="ffffff" w:themeFill="light1"/>
         <w:tcBorders>
-          <w:top w:val="none"/>
-          <w:left w:val="none"/>
+          <w:top w:val="none" w:color="000000" w:sz="4" w:space="0"/>
+          <w:left w:val="none" w:color="000000" w:sz="4" w:space="0"/>
           <w:bottom w:val="single" w:color="000000" w:themeColor="accent4" w:themeTint="9A" w:sz="4" w:space="0"/>
-          <w:right w:val="none"/>
+          <w:right w:val="none" w:color="000000" w:sz="4" w:space="0"/>
         </w:tcBorders>
       </w:tcPr>
     </w:tblStylePr>
@@ -12744,12 +12867,12 @@
         <w:tblBorders/>
       </w:tblPr>
       <w:tcPr>
-        <w:shd w:color="ffffff"/>
+        <w:shd w:val="clear" w:color="ffffff"/>
         <w:tcBorders>
-          <w:top w:val="none"/>
+          <w:top w:val="none" w:color="000000" w:sz="4" w:space="0"/>
           <w:left w:val="single" w:color="000000" w:themeColor="accent4" w:themeTint="9A" w:sz="4" w:space="0"/>
-          <w:bottom w:val="none"/>
-          <w:right w:val="none"/>
+          <w:bottom w:val="none" w:color="000000" w:sz="4" w:space="0"/>
+          <w:right w:val="none" w:color="000000" w:sz="4" w:space="0"/>
         </w:tcBorders>
       </w:tcPr>
     </w:tblStylePr>
@@ -12772,9 +12895,9 @@
         <w:shd w:val="clear" w:color="ffffff" w:themeColor="light1" w:fill="ffffff" w:themeFill="light1"/>
         <w:tcBorders>
           <w:top w:val="single" w:color="000000" w:themeColor="accent4" w:themeTint="9A" w:sz="4" w:space="0"/>
-          <w:left w:val="none"/>
-          <w:bottom w:val="none"/>
-          <w:right w:val="none"/>
+          <w:left w:val="none" w:color="000000" w:sz="4" w:space="0"/>
+          <w:bottom w:val="none" w:color="000000" w:sz="4" w:space="0"/>
+          <w:right w:val="none" w:color="000000" w:sz="4" w:space="0"/>
         </w:tcBorders>
       </w:tcPr>
     </w:tblStylePr>
@@ -12844,9 +12967,9 @@
       </w:tcPr>
     </w:tblStylePr>
   </w:style>
-  <w:style w:type="table" w:styleId="66">
+  <w:style w:type="table" w:styleId="765">
     <w:name w:val="Grid Table 7 Colorful - Accent 5"/>
-    <w:basedOn w:val="665"/>
+    <w:basedOn w:val="897"/>
     <w:uiPriority w:val="99"/>
     <w:pPr>
       <w:pBdr/>
@@ -12948,11 +13071,11 @@
         <w:tblBorders/>
       </w:tblPr>
       <w:tcPr>
-        <w:shd w:color="ffffff"/>
+        <w:shd w:val="clear" w:color="ffffff"/>
         <w:tcBorders>
-          <w:top w:val="none"/>
-          <w:left w:val="none"/>
-          <w:bottom w:val="none"/>
+          <w:top w:val="none" w:color="000000" w:sz="4" w:space="0"/>
+          <w:left w:val="none" w:color="000000" w:sz="4" w:space="0"/>
+          <w:bottom w:val="none" w:color="000000" w:sz="4" w:space="0"/>
           <w:right w:val="single" w:color="000000" w:themeColor="accent5" w:themeTint="90" w:sz="4" w:space="0"/>
         </w:tcBorders>
       </w:tcPr>
@@ -12975,10 +13098,10 @@
       <w:tcPr>
         <w:shd w:val="clear" w:color="ffffff" w:themeColor="light1" w:fill="ffffff" w:themeFill="light1"/>
         <w:tcBorders>
-          <w:top w:val="none"/>
-          <w:left w:val="none"/>
+          <w:top w:val="none" w:color="000000" w:sz="4" w:space="0"/>
+          <w:left w:val="none" w:color="000000" w:sz="4" w:space="0"/>
           <w:bottom w:val="single" w:color="000000" w:themeColor="accent5" w:themeTint="90" w:sz="4" w:space="0"/>
-          <w:right w:val="none"/>
+          <w:right w:val="none" w:color="000000" w:sz="4" w:space="0"/>
         </w:tcBorders>
       </w:tcPr>
     </w:tblStylePr>
@@ -12998,12 +13121,12 @@
         <w:tblBorders/>
       </w:tblPr>
       <w:tcPr>
-        <w:shd w:color="ffffff"/>
+        <w:shd w:val="clear" w:color="ffffff"/>
         <w:tcBorders>
-          <w:top w:val="none"/>
+          <w:top w:val="none" w:color="000000" w:sz="4" w:space="0"/>
           <w:left w:val="single" w:color="000000" w:themeColor="accent5" w:themeTint="90" w:sz="4" w:space="0"/>
-          <w:bottom w:val="none"/>
-          <w:right w:val="none"/>
+          <w:bottom w:val="none" w:color="000000" w:sz="4" w:space="0"/>
+          <w:right w:val="none" w:color="000000" w:sz="4" w:space="0"/>
         </w:tcBorders>
       </w:tcPr>
     </w:tblStylePr>
@@ -13026,9 +13149,9 @@
         <w:shd w:val="clear" w:color="ffffff" w:themeColor="light1" w:fill="ffffff" w:themeFill="light1"/>
         <w:tcBorders>
           <w:top w:val="single" w:color="000000" w:themeColor="accent5" w:themeTint="90" w:sz="4" w:space="0"/>
-          <w:left w:val="none"/>
-          <w:bottom w:val="none"/>
-          <w:right w:val="none"/>
+          <w:left w:val="none" w:color="000000" w:sz="4" w:space="0"/>
+          <w:bottom w:val="none" w:color="000000" w:sz="4" w:space="0"/>
+          <w:right w:val="none" w:color="000000" w:sz="4" w:space="0"/>
         </w:tcBorders>
       </w:tcPr>
     </w:tblStylePr>
@@ -13098,9 +13221,9 @@
       </w:tcPr>
     </w:tblStylePr>
   </w:style>
-  <w:style w:type="table" w:styleId="67">
+  <w:style w:type="table" w:styleId="766">
     <w:name w:val="Grid Table 7 Colorful - Accent 6"/>
-    <w:basedOn w:val="665"/>
+    <w:basedOn w:val="897"/>
     <w:uiPriority w:val="99"/>
     <w:pPr>
       <w:pBdr/>
@@ -13202,11 +13325,11 @@
         <w:tblBorders/>
       </w:tblPr>
       <w:tcPr>
-        <w:shd w:color="ffffff"/>
+        <w:shd w:val="clear" w:color="ffffff"/>
         <w:tcBorders>
-          <w:top w:val="none"/>
-          <w:left w:val="none"/>
-          <w:bottom w:val="none"/>
+          <w:top w:val="none" w:color="000000" w:sz="4" w:space="0"/>
+          <w:left w:val="none" w:color="000000" w:sz="4" w:space="0"/>
+          <w:bottom w:val="none" w:color="000000" w:sz="4" w:space="0"/>
           <w:right w:val="single" w:color="000000" w:themeColor="accent6" w:themeTint="90" w:sz="4" w:space="0"/>
         </w:tcBorders>
       </w:tcPr>
@@ -13229,10 +13352,10 @@
       <w:tcPr>
         <w:shd w:val="clear" w:color="ffffff" w:themeColor="light1" w:fill="ffffff" w:themeFill="light1"/>
         <w:tcBorders>
-          <w:top w:val="none"/>
-          <w:left w:val="none"/>
+          <w:top w:val="none" w:color="000000" w:sz="4" w:space="0"/>
+          <w:left w:val="none" w:color="000000" w:sz="4" w:space="0"/>
           <w:bottom w:val="single" w:color="000000" w:themeColor="accent6" w:themeTint="90" w:sz="4" w:space="0"/>
-          <w:right w:val="none"/>
+          <w:right w:val="none" w:color="000000" w:sz="4" w:space="0"/>
         </w:tcBorders>
       </w:tcPr>
     </w:tblStylePr>
@@ -13252,12 +13375,12 @@
         <w:tblBorders/>
       </w:tblPr>
       <w:tcPr>
-        <w:shd w:color="ffffff"/>
+        <w:shd w:val="clear" w:color="ffffff"/>
         <w:tcBorders>
-          <w:top w:val="none"/>
+          <w:top w:val="none" w:color="000000" w:sz="4" w:space="0"/>
           <w:left w:val="single" w:color="000000" w:themeColor="accent6" w:themeTint="90" w:sz="4" w:space="0"/>
-          <w:bottom w:val="none"/>
-          <w:right w:val="none"/>
+          <w:bottom w:val="none" w:color="000000" w:sz="4" w:space="0"/>
+          <w:right w:val="none" w:color="000000" w:sz="4" w:space="0"/>
         </w:tcBorders>
       </w:tcPr>
     </w:tblStylePr>
@@ -13280,9 +13403,9 @@
         <w:shd w:val="clear" w:color="ffffff" w:themeColor="light1" w:fill="ffffff" w:themeFill="light1"/>
         <w:tcBorders>
           <w:top w:val="single" w:color="000000" w:themeColor="accent6" w:themeTint="90" w:sz="4" w:space="0"/>
-          <w:left w:val="none"/>
-          <w:bottom w:val="none"/>
-          <w:right w:val="none"/>
+          <w:left w:val="none" w:color="000000" w:sz="4" w:space="0"/>
+          <w:bottom w:val="none" w:color="000000" w:sz="4" w:space="0"/>
+          <w:right w:val="none" w:color="000000" w:sz="4" w:space="0"/>
         </w:tcBorders>
       </w:tcPr>
     </w:tblStylePr>
@@ -13352,9 +13475,9 @@
       </w:tcPr>
     </w:tblStylePr>
   </w:style>
-  <w:style w:type="table" w:styleId="68">
+  <w:style w:type="table" w:styleId="767">
     <w:name w:val="List Table 1 Light"/>
-    <w:basedOn w:val="665"/>
+    <w:basedOn w:val="897"/>
     <w:uiPriority w:val="99"/>
     <w:pPr>
       <w:pBdr/>
@@ -13568,9 +13691,9 @@
       </w:tcPr>
     </w:tblStylePr>
   </w:style>
-  <w:style w:type="table" w:styleId="69">
+  <w:style w:type="table" w:styleId="768">
     <w:name w:val="List Table 1 Light - Accent 1"/>
-    <w:basedOn w:val="665"/>
+    <w:basedOn w:val="897"/>
     <w:uiPriority w:val="99"/>
     <w:pPr>
       <w:pBdr/>
@@ -13784,9 +13907,9 @@
       </w:tcPr>
     </w:tblStylePr>
   </w:style>
-  <w:style w:type="table" w:styleId="70">
+  <w:style w:type="table" w:styleId="769">
     <w:name w:val="List Table 1 Light - Accent 2"/>
-    <w:basedOn w:val="665"/>
+    <w:basedOn w:val="897"/>
     <w:uiPriority w:val="99"/>
     <w:pPr>
       <w:pBdr/>
@@ -14000,9 +14123,9 @@
       </w:tcPr>
     </w:tblStylePr>
   </w:style>
-  <w:style w:type="table" w:styleId="71">
+  <w:style w:type="table" w:styleId="770">
     <w:name w:val="List Table 1 Light - Accent 3"/>
-    <w:basedOn w:val="665"/>
+    <w:basedOn w:val="897"/>
     <w:uiPriority w:val="99"/>
     <w:pPr>
       <w:pBdr/>
@@ -14216,9 +14339,9 @@
       </w:tcPr>
     </w:tblStylePr>
   </w:style>
-  <w:style w:type="table" w:styleId="72">
+  <w:style w:type="table" w:styleId="771">
     <w:name w:val="List Table 1 Light - Accent 4"/>
-    <w:basedOn w:val="665"/>
+    <w:basedOn w:val="897"/>
     <w:uiPriority w:val="99"/>
     <w:pPr>
       <w:pBdr/>
@@ -14432,9 +14555,9 @@
       </w:tcPr>
     </w:tblStylePr>
   </w:style>
-  <w:style w:type="table" w:styleId="73">
+  <w:style w:type="table" w:styleId="772">
     <w:name w:val="List Table 1 Light - Accent 5"/>
-    <w:basedOn w:val="665"/>
+    <w:basedOn w:val="897"/>
     <w:uiPriority w:val="99"/>
     <w:pPr>
       <w:pBdr/>
@@ -14648,9 +14771,9 @@
       </w:tcPr>
     </w:tblStylePr>
   </w:style>
-  <w:style w:type="table" w:styleId="74">
+  <w:style w:type="table" w:styleId="773">
     <w:name w:val="List Table 1 Light - Accent 6"/>
-    <w:basedOn w:val="665"/>
+    <w:basedOn w:val="897"/>
     <w:uiPriority w:val="99"/>
     <w:pPr>
       <w:pBdr/>
@@ -14864,9 +14987,9 @@
       </w:tcPr>
     </w:tblStylePr>
   </w:style>
-  <w:style w:type="table" w:styleId="75">
+  <w:style w:type="table" w:styleId="774">
     <w:name w:val="List Table 2"/>
-    <w:basedOn w:val="665"/>
+    <w:basedOn w:val="897"/>
     <w:uiPriority w:val="99"/>
     <w:pPr>
       <w:pBdr/>
@@ -15102,9 +15225,9 @@
       </w:tcPr>
     </w:tblStylePr>
   </w:style>
-  <w:style w:type="table" w:styleId="76">
+  <w:style w:type="table" w:styleId="775">
     <w:name w:val="List Table 2 - Accent 1"/>
-    <w:basedOn w:val="665"/>
+    <w:basedOn w:val="897"/>
     <w:uiPriority w:val="99"/>
     <w:pPr>
       <w:pBdr/>
@@ -15340,9 +15463,9 @@
       </w:tcPr>
     </w:tblStylePr>
   </w:style>
-  <w:style w:type="table" w:styleId="77">
+  <w:style w:type="table" w:styleId="776">
     <w:name w:val="List Table 2 - Accent 2"/>
-    <w:basedOn w:val="665"/>
+    <w:basedOn w:val="897"/>
     <w:uiPriority w:val="99"/>
     <w:pPr>
       <w:pBdr/>
@@ -15578,9 +15701,9 @@
       </w:tcPr>
     </w:tblStylePr>
   </w:style>
-  <w:style w:type="table" w:styleId="78">
+  <w:style w:type="table" w:styleId="777">
     <w:name w:val="List Table 2 - Accent 3"/>
-    <w:basedOn w:val="665"/>
+    <w:basedOn w:val="897"/>
     <w:uiPriority w:val="99"/>
     <w:pPr>
       <w:pBdr/>
@@ -15816,9 +15939,9 @@
       </w:tcPr>
     </w:tblStylePr>
   </w:style>
-  <w:style w:type="table" w:styleId="79">
+  <w:style w:type="table" w:styleId="778">
     <w:name w:val="List Table 2 - Accent 4"/>
-    <w:basedOn w:val="665"/>
+    <w:basedOn w:val="897"/>
     <w:uiPriority w:val="99"/>
     <w:pPr>
       <w:pBdr/>
@@ -16054,9 +16177,9 @@
       </w:tcPr>
     </w:tblStylePr>
   </w:style>
-  <w:style w:type="table" w:styleId="80">
+  <w:style w:type="table" w:styleId="779">
     <w:name w:val="List Table 2 - Accent 5"/>
-    <w:basedOn w:val="665"/>
+    <w:basedOn w:val="897"/>
     <w:uiPriority w:val="99"/>
     <w:pPr>
       <w:pBdr/>
@@ -16292,9 +16415,9 @@
       </w:tcPr>
     </w:tblStylePr>
   </w:style>
-  <w:style w:type="table" w:styleId="81">
+  <w:style w:type="table" w:styleId="780">
     <w:name w:val="List Table 2 - Accent 6"/>
-    <w:basedOn w:val="665"/>
+    <w:basedOn w:val="897"/>
     <w:uiPriority w:val="99"/>
     <w:pPr>
       <w:pBdr/>
@@ -16530,9 +16653,9 @@
       </w:tcPr>
     </w:tblStylePr>
   </w:style>
-  <w:style w:type="table" w:styleId="82">
+  <w:style w:type="table" w:styleId="781">
     <w:name w:val="List Table 3"/>
-    <w:basedOn w:val="665"/>
+    <w:basedOn w:val="897"/>
     <w:uiPriority w:val="99"/>
     <w:pPr>
       <w:pBdr/>
@@ -16758,9 +16881,9 @@
       </w:tcPr>
     </w:tblStylePr>
   </w:style>
-  <w:style w:type="table" w:styleId="83">
+  <w:style w:type="table" w:styleId="782">
     <w:name w:val="List Table 3 - Accent 1"/>
-    <w:basedOn w:val="665"/>
+    <w:basedOn w:val="897"/>
     <w:uiPriority w:val="99"/>
     <w:pPr>
       <w:pBdr/>
@@ -16986,9 +17109,9 @@
       </w:tcPr>
     </w:tblStylePr>
   </w:style>
-  <w:style w:type="table" w:styleId="84">
+  <w:style w:type="table" w:styleId="783">
     <w:name w:val="List Table 3 - Accent 2"/>
-    <w:basedOn w:val="665"/>
+    <w:basedOn w:val="897"/>
     <w:uiPriority w:val="99"/>
     <w:pPr>
       <w:pBdr/>
@@ -17214,9 +17337,9 @@
       </w:tcPr>
     </w:tblStylePr>
   </w:style>
-  <w:style w:type="table" w:styleId="85">
+  <w:style w:type="table" w:styleId="784">
     <w:name w:val="List Table 3 - Accent 3"/>
-    <w:basedOn w:val="665"/>
+    <w:basedOn w:val="897"/>
     <w:uiPriority w:val="99"/>
     <w:pPr>
       <w:pBdr/>
@@ -17442,9 +17565,9 @@
       </w:tcPr>
     </w:tblStylePr>
   </w:style>
-  <w:style w:type="table" w:styleId="86">
+  <w:style w:type="table" w:styleId="785">
     <w:name w:val="List Table 3 - Accent 4"/>
-    <w:basedOn w:val="665"/>
+    <w:basedOn w:val="897"/>
     <w:uiPriority w:val="99"/>
     <w:pPr>
       <w:pBdr/>
@@ -17670,9 +17793,9 @@
       </w:tcPr>
     </w:tblStylePr>
   </w:style>
-  <w:style w:type="table" w:styleId="87">
+  <w:style w:type="table" w:styleId="786">
     <w:name w:val="List Table 3 - Accent 5"/>
-    <w:basedOn w:val="665"/>
+    <w:basedOn w:val="897"/>
     <w:uiPriority w:val="99"/>
     <w:pPr>
       <w:pBdr/>
@@ -17898,9 +18021,9 @@
       </w:tcPr>
     </w:tblStylePr>
   </w:style>
-  <w:style w:type="table" w:styleId="88">
+  <w:style w:type="table" w:styleId="787">
     <w:name w:val="List Table 3 - Accent 6"/>
-    <w:basedOn w:val="665"/>
+    <w:basedOn w:val="897"/>
     <w:uiPriority w:val="99"/>
     <w:pPr>
       <w:pBdr/>
@@ -18126,9 +18249,9 @@
       </w:tcPr>
     </w:tblStylePr>
   </w:style>
-  <w:style w:type="table" w:styleId="89">
+  <w:style w:type="table" w:styleId="788">
     <w:name w:val="List Table 4"/>
-    <w:basedOn w:val="665"/>
+    <w:basedOn w:val="897"/>
     <w:uiPriority w:val="99"/>
     <w:pPr>
       <w:pBdr/>
@@ -18351,9 +18474,9 @@
       </w:tcPr>
     </w:tblStylePr>
   </w:style>
-  <w:style w:type="table" w:styleId="90">
+  <w:style w:type="table" w:styleId="789">
     <w:name w:val="List Table 4 - Accent 1"/>
-    <w:basedOn w:val="665"/>
+    <w:basedOn w:val="897"/>
     <w:uiPriority w:val="99"/>
     <w:pPr>
       <w:pBdr/>
@@ -18576,9 +18699,9 @@
       </w:tcPr>
     </w:tblStylePr>
   </w:style>
-  <w:style w:type="table" w:styleId="91">
+  <w:style w:type="table" w:styleId="790">
     <w:name w:val="List Table 4 - Accent 2"/>
-    <w:basedOn w:val="665"/>
+    <w:basedOn w:val="897"/>
     <w:uiPriority w:val="99"/>
     <w:pPr>
       <w:pBdr/>
@@ -18801,9 +18924,9 @@
       </w:tcPr>
     </w:tblStylePr>
   </w:style>
-  <w:style w:type="table" w:styleId="92">
+  <w:style w:type="table" w:styleId="791">
     <w:name w:val="List Table 4 - Accent 3"/>
-    <w:basedOn w:val="665"/>
+    <w:basedOn w:val="897"/>
     <w:uiPriority w:val="99"/>
     <w:pPr>
       <w:pBdr/>
@@ -19026,9 +19149,9 @@
       </w:tcPr>
     </w:tblStylePr>
   </w:style>
-  <w:style w:type="table" w:styleId="93">
+  <w:style w:type="table" w:styleId="792">
     <w:name w:val="List Table 4 - Accent 4"/>
-    <w:basedOn w:val="665"/>
+    <w:basedOn w:val="897"/>
     <w:uiPriority w:val="99"/>
     <w:pPr>
       <w:pBdr/>
@@ -19251,9 +19374,9 @@
       </w:tcPr>
     </w:tblStylePr>
   </w:style>
-  <w:style w:type="table" w:styleId="94">
+  <w:style w:type="table" w:styleId="793">
     <w:name w:val="List Table 4 - Accent 5"/>
-    <w:basedOn w:val="665"/>
+    <w:basedOn w:val="897"/>
     <w:uiPriority w:val="99"/>
     <w:pPr>
       <w:pBdr/>
@@ -19476,9 +19599,9 @@
       </w:tcPr>
     </w:tblStylePr>
   </w:style>
-  <w:style w:type="table" w:styleId="95">
+  <w:style w:type="table" w:styleId="794">
     <w:name w:val="List Table 4 - Accent 6"/>
-    <w:basedOn w:val="665"/>
+    <w:basedOn w:val="897"/>
     <w:uiPriority w:val="99"/>
     <w:pPr>
       <w:pBdr/>
@@ -19701,9 +19824,9 @@
       </w:tcPr>
     </w:tblStylePr>
   </w:style>
-  <w:style w:type="table" w:styleId="96">
+  <w:style w:type="table" w:styleId="795">
     <w:name w:val="List Table 5 Dark"/>
-    <w:basedOn w:val="665"/>
+    <w:basedOn w:val="897"/>
     <w:uiPriority w:val="99"/>
     <w:pPr>
       <w:pBdr/>
@@ -19943,9 +20066,9 @@
       </w:tcPr>
     </w:tblStylePr>
   </w:style>
-  <w:style w:type="table" w:styleId="97">
+  <w:style w:type="table" w:styleId="796">
     <w:name w:val="List Table 5 Dark - Accent 1"/>
-    <w:basedOn w:val="665"/>
+    <w:basedOn w:val="897"/>
     <w:uiPriority w:val="99"/>
     <w:pPr>
       <w:pBdr/>
@@ -20185,9 +20308,9 @@
       </w:tcPr>
     </w:tblStylePr>
   </w:style>
-  <w:style w:type="table" w:styleId="98">
+  <w:style w:type="table" w:styleId="797">
     <w:name w:val="List Table 5 Dark - Accent 2"/>
-    <w:basedOn w:val="665"/>
+    <w:basedOn w:val="897"/>
     <w:uiPriority w:val="99"/>
     <w:pPr>
       <w:pBdr/>
@@ -20427,9 +20550,9 @@
       </w:tcPr>
     </w:tblStylePr>
   </w:style>
-  <w:style w:type="table" w:styleId="99">
+  <w:style w:type="table" w:styleId="798">
     <w:name w:val="List Table 5 Dark - Accent 3"/>
-    <w:basedOn w:val="665"/>
+    <w:basedOn w:val="897"/>
     <w:uiPriority w:val="99"/>
     <w:pPr>
       <w:pBdr/>
@@ -20669,9 +20792,9 @@
       </w:tcPr>
     </w:tblStylePr>
   </w:style>
-  <w:style w:type="table" w:styleId="100">
+  <w:style w:type="table" w:styleId="799">
     <w:name w:val="List Table 5 Dark - Accent 4"/>
-    <w:basedOn w:val="665"/>
+    <w:basedOn w:val="897"/>
     <w:uiPriority w:val="99"/>
     <w:pPr>
       <w:pBdr/>
@@ -20911,9 +21034,9 @@
       </w:tcPr>
     </w:tblStylePr>
   </w:style>
-  <w:style w:type="table" w:styleId="101">
+  <w:style w:type="table" w:styleId="800">
     <w:name w:val="List Table 5 Dark - Accent 5"/>
-    <w:basedOn w:val="665"/>
+    <w:basedOn w:val="897"/>
     <w:uiPriority w:val="99"/>
     <w:pPr>
       <w:pBdr/>
@@ -21153,9 +21276,9 @@
       </w:tcPr>
     </w:tblStylePr>
   </w:style>
-  <w:style w:type="table" w:styleId="102">
+  <w:style w:type="table" w:styleId="801">
     <w:name w:val="List Table 5 Dark - Accent 6"/>
-    <w:basedOn w:val="665"/>
+    <w:basedOn w:val="897"/>
     <w:uiPriority w:val="99"/>
     <w:pPr>
       <w:pBdr/>
@@ -21395,9 +21518,9 @@
       </w:tcPr>
     </w:tblStylePr>
   </w:style>
-  <w:style w:type="table" w:styleId="103">
+  <w:style w:type="table" w:styleId="802">
     <w:name w:val="List Table 6 Colorful"/>
-    <w:basedOn w:val="665"/>
+    <w:basedOn w:val="897"/>
     <w:uiPriority w:val="99"/>
     <w:pPr>
       <w:pBdr/>
@@ -21618,9 +21741,9 @@
       </w:tcPr>
     </w:tblStylePr>
   </w:style>
-  <w:style w:type="table" w:styleId="104">
+  <w:style w:type="table" w:styleId="803">
     <w:name w:val="List Table 6 Colorful - Accent 1"/>
-    <w:basedOn w:val="665"/>
+    <w:basedOn w:val="897"/>
     <w:uiPriority w:val="99"/>
     <w:pPr>
       <w:pBdr/>
@@ -21841,9 +21964,9 @@
       </w:tcPr>
     </w:tblStylePr>
   </w:style>
-  <w:style w:type="table" w:styleId="105">
+  <w:style w:type="table" w:styleId="804">
     <w:name w:val="List Table 6 Colorful - Accent 2"/>
-    <w:basedOn w:val="665"/>
+    <w:basedOn w:val="897"/>
     <w:uiPriority w:val="99"/>
     <w:pPr>
       <w:pBdr/>
@@ -22064,9 +22187,9 @@
       </w:tcPr>
     </w:tblStylePr>
   </w:style>
-  <w:style w:type="table" w:styleId="106">
+  <w:style w:type="table" w:styleId="805">
     <w:name w:val="List Table 6 Colorful - Accent 3"/>
-    <w:basedOn w:val="665"/>
+    <w:basedOn w:val="897"/>
     <w:uiPriority w:val="99"/>
     <w:pPr>
       <w:pBdr/>
@@ -22287,9 +22410,9 @@
       </w:tcPr>
     </w:tblStylePr>
   </w:style>
-  <w:style w:type="table" w:styleId="107">
+  <w:style w:type="table" w:styleId="806">
     <w:name w:val="List Table 6 Colorful - Accent 4"/>
-    <w:basedOn w:val="665"/>
+    <w:basedOn w:val="897"/>
     <w:uiPriority w:val="99"/>
     <w:pPr>
       <w:pBdr/>
@@ -22510,9 +22633,9 @@
       </w:tcPr>
     </w:tblStylePr>
   </w:style>
-  <w:style w:type="table" w:styleId="108">
+  <w:style w:type="table" w:styleId="807">
     <w:name w:val="List Table 6 Colorful - Accent 5"/>
-    <w:basedOn w:val="665"/>
+    <w:basedOn w:val="897"/>
     <w:uiPriority w:val="99"/>
     <w:pPr>
       <w:pBdr/>
@@ -22733,9 +22856,9 @@
       </w:tcPr>
     </w:tblStylePr>
   </w:style>
-  <w:style w:type="table" w:styleId="109">
+  <w:style w:type="table" w:styleId="808">
     <w:name w:val="List Table 6 Colorful - Accent 6"/>
-    <w:basedOn w:val="665"/>
+    <w:basedOn w:val="897"/>
     <w:uiPriority w:val="99"/>
     <w:pPr>
       <w:pBdr/>
@@ -22956,9 +23079,9 @@
       </w:tcPr>
     </w:tblStylePr>
   </w:style>
-  <w:style w:type="table" w:styleId="110">
+  <w:style w:type="table" w:styleId="809">
     <w:name w:val="List Table 7 Colorful"/>
-    <w:basedOn w:val="665"/>
+    <w:basedOn w:val="897"/>
     <w:uiPriority w:val="99"/>
     <w:pPr>
       <w:pBdr/>
@@ -23057,11 +23180,11 @@
         <w:tblBorders/>
       </w:tblPr>
       <w:tcPr>
-        <w:shd w:color="ffffff"/>
+        <w:shd w:val="clear" w:color="ffffff"/>
         <w:tcBorders>
-          <w:top w:val="none"/>
-          <w:left w:val="none"/>
-          <w:bottom w:val="none"/>
+          <w:top w:val="none" w:color="000000" w:sz="4" w:space="0"/>
+          <w:left w:val="none" w:color="000000" w:sz="4" w:space="0"/>
+          <w:bottom w:val="none" w:color="000000" w:sz="4" w:space="0"/>
           <w:right w:val="single" w:color="000000" w:themeColor="text1" w:themeTint="80" w:sz="4" w:space="0"/>
         </w:tcBorders>
       </w:tcPr>
@@ -23084,10 +23207,10 @@
       <w:tcPr>
         <w:shd w:val="clear" w:color="ffffff" w:themeColor="light1" w:fill="ffffff" w:themeFill="light1"/>
         <w:tcBorders>
-          <w:top w:val="none"/>
-          <w:left w:val="none"/>
+          <w:top w:val="none" w:color="000000" w:sz="4" w:space="0"/>
+          <w:left w:val="none" w:color="000000" w:sz="4" w:space="0"/>
           <w:bottom w:val="single" w:color="000000" w:themeColor="text1" w:themeTint="80" w:sz="4" w:space="0"/>
-          <w:right w:val="none"/>
+          <w:right w:val="none" w:color="000000" w:sz="4" w:space="0"/>
         </w:tcBorders>
       </w:tcPr>
     </w:tblStylePr>
@@ -23107,12 +23230,12 @@
         <w:tblBorders/>
       </w:tblPr>
       <w:tcPr>
-        <w:shd w:color="ffffff"/>
+        <w:shd w:val="clear" w:color="ffffff"/>
         <w:tcBorders>
-          <w:top w:val="none"/>
+          <w:top w:val="none" w:color="000000" w:sz="4" w:space="0"/>
           <w:left w:val="single" w:color="000000" w:themeColor="text1" w:themeTint="80" w:sz="4" w:space="0"/>
-          <w:bottom w:val="none"/>
-          <w:right w:val="none"/>
+          <w:bottom w:val="none" w:color="000000" w:sz="4" w:space="0"/>
+          <w:right w:val="none" w:color="000000" w:sz="4" w:space="0"/>
         </w:tcBorders>
       </w:tcPr>
     </w:tblStylePr>
@@ -23135,9 +23258,9 @@
         <w:shd w:val="clear" w:color="ffffff" w:themeColor="light1" w:fill="ffffff" w:themeFill="light1"/>
         <w:tcBorders>
           <w:top w:val="single" w:color="000000" w:themeColor="text1" w:themeTint="80" w:sz="4" w:space="0"/>
-          <w:left w:val="none"/>
-          <w:bottom w:val="none"/>
-          <w:right w:val="none"/>
+          <w:left w:val="none" w:color="000000" w:sz="4" w:space="0"/>
+          <w:bottom w:val="none" w:color="000000" w:sz="4" w:space="0"/>
+          <w:right w:val="none" w:color="000000" w:sz="4" w:space="0"/>
         </w:tcBorders>
       </w:tcPr>
     </w:tblStylePr>
@@ -23212,9 +23335,9 @@
       </w:tcPr>
     </w:tblStylePr>
   </w:style>
-  <w:style w:type="table" w:styleId="111">
+  <w:style w:type="table" w:styleId="810">
     <w:name w:val="List Table 7 Colorful - Accent 1"/>
-    <w:basedOn w:val="665"/>
+    <w:basedOn w:val="897"/>
     <w:uiPriority w:val="99"/>
     <w:pPr>
       <w:pBdr/>
@@ -23313,11 +23436,11 @@
         <w:tblBorders/>
       </w:tblPr>
       <w:tcPr>
-        <w:shd w:color="ffffff"/>
+        <w:shd w:val="clear" w:color="ffffff"/>
         <w:tcBorders>
-          <w:top w:val="none"/>
-          <w:left w:val="none"/>
-          <w:bottom w:val="none"/>
+          <w:top w:val="none" w:color="000000" w:sz="4" w:space="0"/>
+          <w:left w:val="none" w:color="000000" w:sz="4" w:space="0"/>
+          <w:bottom w:val="none" w:color="000000" w:sz="4" w:space="0"/>
           <w:right w:val="single" w:color="000000" w:themeColor="accent1" w:sz="4" w:space="0"/>
         </w:tcBorders>
       </w:tcPr>
@@ -23340,10 +23463,10 @@
       <w:tcPr>
         <w:shd w:val="clear" w:color="ffffff" w:themeColor="light1" w:fill="ffffff" w:themeFill="light1"/>
         <w:tcBorders>
-          <w:top w:val="none"/>
-          <w:left w:val="none"/>
+          <w:top w:val="none" w:color="000000" w:sz="4" w:space="0"/>
+          <w:left w:val="none" w:color="000000" w:sz="4" w:space="0"/>
           <w:bottom w:val="single" w:color="000000" w:themeColor="accent1" w:sz="4" w:space="0"/>
-          <w:right w:val="none"/>
+          <w:right w:val="none" w:color="000000" w:sz="4" w:space="0"/>
         </w:tcBorders>
       </w:tcPr>
     </w:tblStylePr>
@@ -23363,12 +23486,12 @@
         <w:tblBorders/>
       </w:tblPr>
       <w:tcPr>
-        <w:shd w:color="ffffff"/>
+        <w:shd w:val="clear" w:color="ffffff"/>
         <w:tcBorders>
-          <w:top w:val="none"/>
+          <w:top w:val="none" w:color="000000" w:sz="4" w:space="0"/>
           <w:left w:val="single" w:color="000000" w:themeColor="accent1" w:sz="4" w:space="0"/>
-          <w:bottom w:val="none"/>
-          <w:right w:val="none"/>
+          <w:bottom w:val="none" w:color="000000" w:sz="4" w:space="0"/>
+          <w:right w:val="none" w:color="000000" w:sz="4" w:space="0"/>
         </w:tcBorders>
       </w:tcPr>
     </w:tblStylePr>
@@ -23391,9 +23514,9 @@
         <w:shd w:val="clear" w:color="ffffff" w:themeColor="light1" w:fill="ffffff" w:themeFill="light1"/>
         <w:tcBorders>
           <w:top w:val="single" w:color="000000" w:themeColor="accent1" w:sz="4" w:space="0"/>
-          <w:left w:val="none"/>
-          <w:bottom w:val="none"/>
-          <w:right w:val="none"/>
+          <w:left w:val="none" w:color="000000" w:sz="4" w:space="0"/>
+          <w:bottom w:val="none" w:color="000000" w:sz="4" w:space="0"/>
+          <w:right w:val="none" w:color="000000" w:sz="4" w:space="0"/>
         </w:tcBorders>
       </w:tcPr>
     </w:tblStylePr>
@@ -23468,9 +23591,9 @@
       </w:tcPr>
     </w:tblStylePr>
   </w:style>
-  <w:style w:type="table" w:styleId="112">
+  <w:style w:type="table" w:styleId="811">
     <w:name w:val="List Table 7 Colorful - Accent 2"/>
-    <w:basedOn w:val="665"/>
+    <w:basedOn w:val="897"/>
     <w:uiPriority w:val="99"/>
     <w:pPr>
       <w:pBdr/>
@@ -23569,11 +23692,11 @@
         <w:tblBorders/>
       </w:tblPr>
       <w:tcPr>
-        <w:shd w:color="ffffff"/>
+        <w:shd w:val="clear" w:color="ffffff"/>
         <w:tcBorders>
-          <w:top w:val="none"/>
-          <w:left w:val="none"/>
-          <w:bottom w:val="none"/>
+          <w:top w:val="none" w:color="000000" w:sz="4" w:space="0"/>
+          <w:left w:val="none" w:color="000000" w:sz="4" w:space="0"/>
+          <w:bottom w:val="none" w:color="000000" w:sz="4" w:space="0"/>
           <w:right w:val="single" w:color="000000" w:themeColor="accent2" w:themeTint="97" w:sz="4" w:space="0"/>
         </w:tcBorders>
       </w:tcPr>
@@ -23596,10 +23719,10 @@
       <w:tcPr>
         <w:shd w:val="clear" w:color="ffffff" w:themeColor="light1" w:fill="ffffff" w:themeFill="light1"/>
         <w:tcBorders>
-          <w:top w:val="none"/>
-          <w:left w:val="none"/>
+          <w:top w:val="none" w:color="000000" w:sz="4" w:space="0"/>
+          <w:left w:val="none" w:color="000000" w:sz="4" w:space="0"/>
           <w:bottom w:val="single" w:color="000000" w:themeColor="accent2" w:themeTint="97" w:sz="4" w:space="0"/>
-          <w:right w:val="none"/>
+          <w:right w:val="none" w:color="000000" w:sz="4" w:space="0"/>
         </w:tcBorders>
       </w:tcPr>
     </w:tblStylePr>
@@ -23619,12 +23742,12 @@
         <w:tblBorders/>
       </w:tblPr>
       <w:tcPr>
-        <w:shd w:color="ffffff"/>
+        <w:shd w:val="clear" w:color="ffffff"/>
         <w:tcBorders>
-          <w:top w:val="none"/>
+          <w:top w:val="none" w:color="000000" w:sz="4" w:space="0"/>
           <w:left w:val="single" w:color="000000" w:themeColor="accent2" w:themeTint="97" w:sz="4" w:space="0"/>
-          <w:bottom w:val="none"/>
-          <w:right w:val="none"/>
+          <w:bottom w:val="none" w:color="000000" w:sz="4" w:space="0"/>
+          <w:right w:val="none" w:color="000000" w:sz="4" w:space="0"/>
         </w:tcBorders>
       </w:tcPr>
     </w:tblStylePr>
@@ -23647,9 +23770,9 @@
         <w:shd w:val="clear" w:color="ffffff" w:themeColor="light1" w:fill="ffffff" w:themeFill="light1"/>
         <w:tcBorders>
           <w:top w:val="single" w:color="000000" w:themeColor="accent2" w:themeTint="97" w:sz="4" w:space="0"/>
-          <w:left w:val="none"/>
-          <w:bottom w:val="none"/>
-          <w:right w:val="none"/>
+          <w:left w:val="none" w:color="000000" w:sz="4" w:space="0"/>
+          <w:bottom w:val="none" w:color="000000" w:sz="4" w:space="0"/>
+          <w:right w:val="none" w:color="000000" w:sz="4" w:space="0"/>
         </w:tcBorders>
       </w:tcPr>
     </w:tblStylePr>
@@ -23724,9 +23847,9 @@
       </w:tcPr>
     </w:tblStylePr>
   </w:style>
-  <w:style w:type="table" w:styleId="113">
+  <w:style w:type="table" w:styleId="812">
     <w:name w:val="List Table 7 Colorful - Accent 3"/>
-    <w:basedOn w:val="665"/>
+    <w:basedOn w:val="897"/>
     <w:uiPriority w:val="99"/>
     <w:pPr>
       <w:pBdr/>
@@ -23825,11 +23948,11 @@
         <w:tblBorders/>
       </w:tblPr>
       <w:tcPr>
-        <w:shd w:color="ffffff"/>
+        <w:shd w:val="clear" w:color="ffffff"/>
         <w:tcBorders>
-          <w:top w:val="none"/>
-          <w:left w:val="none"/>
-          <w:bottom w:val="none"/>
+          <w:top w:val="none" w:color="000000" w:sz="4" w:space="0"/>
+          <w:left w:val="none" w:color="000000" w:sz="4" w:space="0"/>
+          <w:bottom w:val="none" w:color="000000" w:sz="4" w:space="0"/>
           <w:right w:val="single" w:color="000000" w:themeColor="accent3" w:themeTint="98" w:sz="4" w:space="0"/>
         </w:tcBorders>
       </w:tcPr>
@@ -23852,10 +23975,10 @@
       <w:tcPr>
         <w:shd w:val="clear" w:color="ffffff" w:themeColor="light1" w:fill="ffffff" w:themeFill="light1"/>
         <w:tcBorders>
-          <w:top w:val="none"/>
-          <w:left w:val="none"/>
+          <w:top w:val="none" w:color="000000" w:sz="4" w:space="0"/>
+          <w:left w:val="none" w:color="000000" w:sz="4" w:space="0"/>
           <w:bottom w:val="single" w:color="000000" w:themeColor="accent3" w:themeTint="98" w:sz="4" w:space="0"/>
-          <w:right w:val="none"/>
+          <w:right w:val="none" w:color="000000" w:sz="4" w:space="0"/>
         </w:tcBorders>
       </w:tcPr>
     </w:tblStylePr>
@@ -23875,12 +23998,12 @@
         <w:tblBorders/>
       </w:tblPr>
       <w:tcPr>
-        <w:shd w:color="ffffff"/>
+        <w:shd w:val="clear" w:color="ffffff"/>
         <w:tcBorders>
-          <w:top w:val="none"/>
+          <w:top w:val="none" w:color="000000" w:sz="4" w:space="0"/>
           <w:left w:val="single" w:color="000000" w:themeColor="accent3" w:themeTint="98" w:sz="4" w:space="0"/>
-          <w:bottom w:val="none"/>
-          <w:right w:val="none"/>
+          <w:bottom w:val="none" w:color="000000" w:sz="4" w:space="0"/>
+          <w:right w:val="none" w:color="000000" w:sz="4" w:space="0"/>
         </w:tcBorders>
       </w:tcPr>
     </w:tblStylePr>
@@ -23903,9 +24026,9 @@
         <w:shd w:val="clear" w:color="ffffff" w:themeColor="light1" w:fill="ffffff" w:themeFill="light1"/>
         <w:tcBorders>
           <w:top w:val="single" w:color="000000" w:themeColor="accent3" w:themeTint="98" w:sz="4" w:space="0"/>
-          <w:left w:val="none"/>
-          <w:bottom w:val="none"/>
-          <w:right w:val="none"/>
+          <w:left w:val="none" w:color="000000" w:sz="4" w:space="0"/>
+          <w:bottom w:val="none" w:color="000000" w:sz="4" w:space="0"/>
+          <w:right w:val="none" w:color="000000" w:sz="4" w:space="0"/>
         </w:tcBorders>
       </w:tcPr>
     </w:tblStylePr>
@@ -23980,9 +24103,9 @@
       </w:tcPr>
     </w:tblStylePr>
   </w:style>
-  <w:style w:type="table" w:styleId="114">
+  <w:style w:type="table" w:styleId="813">
     <w:name w:val="List Table 7 Colorful - Accent 4"/>
-    <w:basedOn w:val="665"/>
+    <w:basedOn w:val="897"/>
     <w:uiPriority w:val="99"/>
     <w:pPr>
       <w:pBdr/>
@@ -24081,11 +24204,11 @@
         <w:tblBorders/>
       </w:tblPr>
       <w:tcPr>
-        <w:shd w:color="ffffff"/>
+        <w:shd w:val="clear" w:color="ffffff"/>
         <w:tcBorders>
-          <w:top w:val="none"/>
-          <w:left w:val="none"/>
-          <w:bottom w:val="none"/>
+          <w:top w:val="none" w:color="000000" w:sz="4" w:space="0"/>
+          <w:left w:val="none" w:color="000000" w:sz="4" w:space="0"/>
+          <w:bottom w:val="none" w:color="000000" w:sz="4" w:space="0"/>
           <w:right w:val="single" w:color="000000" w:themeColor="accent4" w:themeTint="9A" w:sz="4" w:space="0"/>
         </w:tcBorders>
       </w:tcPr>
@@ -24108,10 +24231,10 @@
       <w:tcPr>
         <w:shd w:val="clear" w:color="ffffff" w:themeColor="light1" w:fill="ffffff" w:themeFill="light1"/>
         <w:tcBorders>
-          <w:top w:val="none"/>
-          <w:left w:val="none"/>
+          <w:top w:val="none" w:color="000000" w:sz="4" w:space="0"/>
+          <w:left w:val="none" w:color="000000" w:sz="4" w:space="0"/>
           <w:bottom w:val="single" w:color="000000" w:themeColor="accent4" w:themeTint="9A" w:sz="4" w:space="0"/>
-          <w:right w:val="none"/>
+          <w:right w:val="none" w:color="000000" w:sz="4" w:space="0"/>
         </w:tcBorders>
       </w:tcPr>
     </w:tblStylePr>
@@ -24131,12 +24254,12 @@
         <w:tblBorders/>
       </w:tblPr>
       <w:tcPr>
-        <w:shd w:color="ffffff"/>
+        <w:shd w:val="clear" w:color="ffffff"/>
         <w:tcBorders>
-          <w:top w:val="none"/>
+          <w:top w:val="none" w:color="000000" w:sz="4" w:space="0"/>
           <w:left w:val="single" w:color="000000" w:themeColor="accent4" w:themeTint="9A" w:sz="4" w:space="0"/>
-          <w:bottom w:val="none"/>
-          <w:right w:val="none"/>
+          <w:bottom w:val="none" w:color="000000" w:sz="4" w:space="0"/>
+          <w:right w:val="none" w:color="000000" w:sz="4" w:space="0"/>
         </w:tcBorders>
       </w:tcPr>
     </w:tblStylePr>
@@ -24159,9 +24282,9 @@
         <w:shd w:val="clear" w:color="ffffff" w:themeColor="light1" w:fill="ffffff" w:themeFill="light1"/>
         <w:tcBorders>
           <w:top w:val="single" w:color="000000" w:themeColor="accent4" w:themeTint="9A" w:sz="4" w:space="0"/>
-          <w:left w:val="none"/>
-          <w:bottom w:val="none"/>
-          <w:right w:val="none"/>
+          <w:left w:val="none" w:color="000000" w:sz="4" w:space="0"/>
+          <w:bottom w:val="none" w:color="000000" w:sz="4" w:space="0"/>
+          <w:right w:val="none" w:color="000000" w:sz="4" w:space="0"/>
         </w:tcBorders>
       </w:tcPr>
     </w:tblStylePr>
@@ -24236,9 +24359,9 @@
       </w:tcPr>
     </w:tblStylePr>
   </w:style>
-  <w:style w:type="table" w:styleId="115">
+  <w:style w:type="table" w:styleId="814">
     <w:name w:val="List Table 7 Colorful - Accent 5"/>
-    <w:basedOn w:val="665"/>
+    <w:basedOn w:val="897"/>
     <w:uiPriority w:val="99"/>
     <w:pPr>
       <w:pBdr/>
@@ -24337,11 +24460,11 @@
         <w:tblBorders/>
       </w:tblPr>
       <w:tcPr>
-        <w:shd w:color="ffffff"/>
+        <w:shd w:val="clear" w:color="ffffff"/>
         <w:tcBorders>
-          <w:top w:val="none"/>
-          <w:left w:val="none"/>
-          <w:bottom w:val="none"/>
+          <w:top w:val="none" w:color="000000" w:sz="4" w:space="0"/>
+          <w:left w:val="none" w:color="000000" w:sz="4" w:space="0"/>
+          <w:bottom w:val="none" w:color="000000" w:sz="4" w:space="0"/>
           <w:right w:val="single" w:color="000000" w:themeColor="accent5" w:themeTint="9A" w:sz="4" w:space="0"/>
         </w:tcBorders>
       </w:tcPr>
@@ -24364,10 +24487,10 @@
       <w:tcPr>
         <w:shd w:val="clear" w:color="ffffff" w:themeColor="light1" w:fill="ffffff" w:themeFill="light1"/>
         <w:tcBorders>
-          <w:top w:val="none"/>
-          <w:left w:val="none"/>
+          <w:top w:val="none" w:color="000000" w:sz="4" w:space="0"/>
+          <w:left w:val="none" w:color="000000" w:sz="4" w:space="0"/>
           <w:bottom w:val="single" w:color="000000" w:themeColor="accent5" w:themeTint="9A" w:sz="4" w:space="0"/>
-          <w:right w:val="none"/>
+          <w:right w:val="none" w:color="000000" w:sz="4" w:space="0"/>
         </w:tcBorders>
       </w:tcPr>
     </w:tblStylePr>
@@ -24387,12 +24510,12 @@
         <w:tblBorders/>
       </w:tblPr>
       <w:tcPr>
-        <w:shd w:color="ffffff"/>
+        <w:shd w:val="clear" w:color="ffffff"/>
         <w:tcBorders>
-          <w:top w:val="none"/>
+          <w:top w:val="none" w:color="000000" w:sz="4" w:space="0"/>
           <w:left w:val="single" w:color="000000" w:themeColor="accent5" w:themeTint="9A" w:sz="4" w:space="0"/>
-          <w:bottom w:val="none"/>
-          <w:right w:val="none"/>
+          <w:bottom w:val="none" w:color="000000" w:sz="4" w:space="0"/>
+          <w:right w:val="none" w:color="000000" w:sz="4" w:space="0"/>
         </w:tcBorders>
       </w:tcPr>
     </w:tblStylePr>
@@ -24415,9 +24538,9 @@
         <w:shd w:val="clear" w:color="ffffff" w:themeColor="light1" w:fill="ffffff" w:themeFill="light1"/>
         <w:tcBorders>
           <w:top w:val="single" w:color="000000" w:themeColor="accent5" w:themeTint="9A" w:sz="4" w:space="0"/>
-          <w:left w:val="none"/>
-          <w:bottom w:val="none"/>
-          <w:right w:val="none"/>
+          <w:left w:val="none" w:color="000000" w:sz="4" w:space="0"/>
+          <w:bottom w:val="none" w:color="000000" w:sz="4" w:space="0"/>
+          <w:right w:val="none" w:color="000000" w:sz="4" w:space="0"/>
         </w:tcBorders>
       </w:tcPr>
     </w:tblStylePr>
@@ -24492,9 +24615,9 @@
       </w:tcPr>
     </w:tblStylePr>
   </w:style>
-  <w:style w:type="table" w:styleId="116">
+  <w:style w:type="table" w:styleId="815">
     <w:name w:val="List Table 7 Colorful - Accent 6"/>
-    <w:basedOn w:val="665"/>
+    <w:basedOn w:val="897"/>
     <w:uiPriority w:val="99"/>
     <w:pPr>
       <w:pBdr/>
@@ -24593,11 +24716,11 @@
         <w:tblBorders/>
       </w:tblPr>
       <w:tcPr>
-        <w:shd w:color="ffffff"/>
+        <w:shd w:val="clear" w:color="ffffff"/>
         <w:tcBorders>
-          <w:top w:val="none"/>
-          <w:left w:val="none"/>
-          <w:bottom w:val="none"/>
+          <w:top w:val="none" w:color="000000" w:sz="4" w:space="0"/>
+          <w:left w:val="none" w:color="000000" w:sz="4" w:space="0"/>
+          <w:bottom w:val="none" w:color="000000" w:sz="4" w:space="0"/>
           <w:right w:val="single" w:color="000000" w:themeColor="accent6" w:themeTint="98" w:sz="4" w:space="0"/>
         </w:tcBorders>
       </w:tcPr>
@@ -24620,10 +24743,10 @@
       <w:tcPr>
         <w:shd w:val="clear" w:color="ffffff" w:themeColor="light1" w:fill="ffffff" w:themeFill="light1"/>
         <w:tcBorders>
-          <w:top w:val="none"/>
-          <w:left w:val="none"/>
+          <w:top w:val="none" w:color="000000" w:sz="4" w:space="0"/>
+          <w:left w:val="none" w:color="000000" w:sz="4" w:space="0"/>
           <w:bottom w:val="single" w:color="000000" w:themeColor="accent6" w:themeTint="98" w:sz="4" w:space="0"/>
-          <w:right w:val="none"/>
+          <w:right w:val="none" w:color="000000" w:sz="4" w:space="0"/>
         </w:tcBorders>
       </w:tcPr>
     </w:tblStylePr>
@@ -24643,12 +24766,12 @@
         <w:tblBorders/>
       </w:tblPr>
       <w:tcPr>
-        <w:shd w:color="ffffff"/>
+        <w:shd w:val="clear" w:color="ffffff"/>
         <w:tcBorders>
-          <w:top w:val="none"/>
+          <w:top w:val="none" w:color="000000" w:sz="4" w:space="0"/>
           <w:left w:val="single" w:color="000000" w:themeColor="accent6" w:themeTint="98" w:sz="4" w:space="0"/>
-          <w:bottom w:val="none"/>
-          <w:right w:val="none"/>
+          <w:bottom w:val="none" w:color="000000" w:sz="4" w:space="0"/>
+          <w:right w:val="none" w:color="000000" w:sz="4" w:space="0"/>
         </w:tcBorders>
       </w:tcPr>
     </w:tblStylePr>
@@ -24671,9 +24794,9 @@
         <w:shd w:val="clear" w:color="ffffff" w:themeColor="light1" w:fill="ffffff" w:themeFill="light1"/>
         <w:tcBorders>
           <w:top w:val="single" w:color="000000" w:themeColor="accent6" w:themeTint="98" w:sz="4" w:space="0"/>
-          <w:left w:val="none"/>
-          <w:bottom w:val="none"/>
-          <w:right w:val="none"/>
+          <w:left w:val="none" w:color="000000" w:sz="4" w:space="0"/>
+          <w:bottom w:val="none" w:color="000000" w:sz="4" w:space="0"/>
+          <w:right w:val="none" w:color="000000" w:sz="4" w:space="0"/>
         </w:tcBorders>
       </w:tcPr>
     </w:tblStylePr>
@@ -24748,9 +24871,9 @@
       </w:tcPr>
     </w:tblStylePr>
   </w:style>
-  <w:style w:type="table" w:styleId="117">
+  <w:style w:type="table" w:styleId="816">
     <w:name w:val="Lined - Accent"/>
-    <w:basedOn w:val="665"/>
+    <w:basedOn w:val="897"/>
     <w:uiPriority w:val="99"/>
     <w:pPr>
       <w:pBdr/>
@@ -24985,9 +25108,9 @@
       </w:tcPr>
     </w:tblStylePr>
   </w:style>
-  <w:style w:type="table" w:styleId="118">
+  <w:style w:type="table" w:styleId="817">
     <w:name w:val="Lined - Accent 1"/>
-    <w:basedOn w:val="665"/>
+    <w:basedOn w:val="897"/>
     <w:uiPriority w:val="99"/>
     <w:pPr>
       <w:pBdr/>
@@ -25222,9 +25345,9 @@
       </w:tcPr>
     </w:tblStylePr>
   </w:style>
-  <w:style w:type="table" w:styleId="119">
+  <w:style w:type="table" w:styleId="818">
     <w:name w:val="Lined - Accent 2"/>
-    <w:basedOn w:val="665"/>
+    <w:basedOn w:val="897"/>
     <w:uiPriority w:val="99"/>
     <w:pPr>
       <w:pBdr/>
@@ -25459,9 +25582,9 @@
       </w:tcPr>
     </w:tblStylePr>
   </w:style>
-  <w:style w:type="table" w:styleId="120">
+  <w:style w:type="table" w:styleId="819">
     <w:name w:val="Lined - Accent 3"/>
-    <w:basedOn w:val="665"/>
+    <w:basedOn w:val="897"/>
     <w:uiPriority w:val="99"/>
     <w:pPr>
       <w:pBdr/>
@@ -25696,9 +25819,9 @@
       </w:tcPr>
     </w:tblStylePr>
   </w:style>
-  <w:style w:type="table" w:styleId="121">
+  <w:style w:type="table" w:styleId="820">
     <w:name w:val="Lined - Accent 4"/>
-    <w:basedOn w:val="665"/>
+    <w:basedOn w:val="897"/>
     <w:uiPriority w:val="99"/>
     <w:pPr>
       <w:pBdr/>
@@ -25933,9 +26056,9 @@
       </w:tcPr>
     </w:tblStylePr>
   </w:style>
-  <w:style w:type="table" w:styleId="122">
+  <w:style w:type="table" w:styleId="821">
     <w:name w:val="Lined - Accent 5"/>
-    <w:basedOn w:val="665"/>
+    <w:basedOn w:val="897"/>
     <w:uiPriority w:val="99"/>
     <w:pPr>
       <w:pBdr/>
@@ -26170,9 +26293,9 @@
       </w:tcPr>
     </w:tblStylePr>
   </w:style>
-  <w:style w:type="table" w:styleId="123">
+  <w:style w:type="table" w:styleId="822">
     <w:name w:val="Lined - Accent 6"/>
-    <w:basedOn w:val="665"/>
+    <w:basedOn w:val="897"/>
     <w:uiPriority w:val="99"/>
     <w:pPr>
       <w:pBdr/>
@@ -26407,9 +26530,9 @@
       </w:tcPr>
     </w:tblStylePr>
   </w:style>
-  <w:style w:type="table" w:styleId="124">
+  <w:style w:type="table" w:styleId="823">
     <w:name w:val="Bordered &amp; Lined - Accent"/>
-    <w:basedOn w:val="665"/>
+    <w:basedOn w:val="897"/>
     <w:uiPriority w:val="99"/>
     <w:pPr>
       <w:pBdr/>
@@ -26651,9 +26774,9 @@
       </w:tcPr>
     </w:tblStylePr>
   </w:style>
-  <w:style w:type="table" w:styleId="125">
+  <w:style w:type="table" w:styleId="824">
     <w:name w:val="Bordered &amp; Lined - Accent 1"/>
-    <w:basedOn w:val="665"/>
+    <w:basedOn w:val="897"/>
     <w:uiPriority w:val="99"/>
     <w:pPr>
       <w:pBdr/>
@@ -26895,9 +27018,9 @@
       </w:tcPr>
     </w:tblStylePr>
   </w:style>
-  <w:style w:type="table" w:styleId="126">
+  <w:style w:type="table" w:styleId="825">
     <w:name w:val="Bordered &amp; Lined - Accent 2"/>
-    <w:basedOn w:val="665"/>
+    <w:basedOn w:val="897"/>
     <w:uiPriority w:val="99"/>
     <w:pPr>
       <w:pBdr/>
@@ -27139,9 +27262,9 @@
       </w:tcPr>
     </w:tblStylePr>
   </w:style>
-  <w:style w:type="table" w:styleId="127">
+  <w:style w:type="table" w:styleId="826">
     <w:name w:val="Bordered &amp; Lined - Accent 3"/>
-    <w:basedOn w:val="665"/>
+    <w:basedOn w:val="897"/>
     <w:uiPriority w:val="99"/>
     <w:pPr>
       <w:pBdr/>
@@ -27383,9 +27506,9 @@
       </w:tcPr>
     </w:tblStylePr>
   </w:style>
-  <w:style w:type="table" w:styleId="128">
+  <w:style w:type="table" w:styleId="827">
     <w:name w:val="Bordered &amp; Lined - Accent 4"/>
-    <w:basedOn w:val="665"/>
+    <w:basedOn w:val="897"/>
     <w:uiPriority w:val="99"/>
     <w:pPr>
       <w:pBdr/>
@@ -27627,9 +27750,9 @@
       </w:tcPr>
     </w:tblStylePr>
   </w:style>
-  <w:style w:type="table" w:styleId="129">
+  <w:style w:type="table" w:styleId="828">
     <w:name w:val="Bordered &amp; Lined - Accent 5"/>
-    <w:basedOn w:val="665"/>
+    <w:basedOn w:val="897"/>
     <w:uiPriority w:val="99"/>
     <w:pPr>
       <w:pBdr/>
@@ -27871,9 +27994,9 @@
       </w:tcPr>
     </w:tblStylePr>
   </w:style>
-  <w:style w:type="table" w:styleId="130">
+  <w:style w:type="table" w:styleId="829">
     <w:name w:val="Bordered &amp; Lined - Accent 6"/>
-    <w:basedOn w:val="665"/>
+    <w:basedOn w:val="897"/>
     <w:uiPriority w:val="99"/>
     <w:pPr>
       <w:pBdr/>
@@ -28115,9 +28238,9 @@
       </w:tcPr>
     </w:tblStylePr>
   </w:style>
-  <w:style w:type="table" w:styleId="131">
+  <w:style w:type="table" w:styleId="830">
     <w:name w:val="Bordered"/>
-    <w:basedOn w:val="665"/>
+    <w:basedOn w:val="897"/>
     <w:uiPriority w:val="99"/>
     <w:pPr>
       <w:pBdr/>
@@ -28346,9 +28469,9 @@
       </w:tcPr>
     </w:tblStylePr>
   </w:style>
-  <w:style w:type="table" w:styleId="132">
+  <w:style w:type="table" w:styleId="831">
     <w:name w:val="Bordered - Accent 1"/>
-    <w:basedOn w:val="665"/>
+    <w:basedOn w:val="897"/>
     <w:uiPriority w:val="99"/>
     <w:pPr>
       <w:pBdr/>
@@ -28577,9 +28700,9 @@
       </w:tcPr>
     </w:tblStylePr>
   </w:style>
-  <w:style w:type="table" w:styleId="133">
+  <w:style w:type="table" w:styleId="832">
     <w:name w:val="Bordered - Accent 2"/>
-    <w:basedOn w:val="665"/>
+    <w:basedOn w:val="897"/>
     <w:uiPriority w:val="99"/>
     <w:pPr>
       <w:pBdr/>
@@ -28808,9 +28931,9 @@
       </w:tcPr>
     </w:tblStylePr>
   </w:style>
-  <w:style w:type="table" w:styleId="134">
+  <w:style w:type="table" w:styleId="833">
     <w:name w:val="Bordered - Accent 3"/>
-    <w:basedOn w:val="665"/>
+    <w:basedOn w:val="897"/>
     <w:uiPriority w:val="99"/>
     <w:pPr>
       <w:pBdr/>
@@ -29039,9 +29162,9 @@
       </w:tcPr>
     </w:tblStylePr>
   </w:style>
-  <w:style w:type="table" w:styleId="135">
+  <w:style w:type="table" w:styleId="834">
     <w:name w:val="Bordered - Accent 4"/>
-    <w:basedOn w:val="665"/>
+    <w:basedOn w:val="897"/>
     <w:uiPriority w:val="99"/>
     <w:pPr>
       <w:pBdr/>
@@ -29270,9 +29393,9 @@
       </w:tcPr>
     </w:tblStylePr>
   </w:style>
-  <w:style w:type="table" w:styleId="136">
+  <w:style w:type="table" w:styleId="835">
     <w:name w:val="Bordered - Accent 5"/>
-    <w:basedOn w:val="665"/>
+    <w:basedOn w:val="897"/>
     <w:uiPriority w:val="99"/>
     <w:pPr>
       <w:pBdr/>
@@ -29501,9 +29624,9 @@
       </w:tcPr>
     </w:tblStylePr>
   </w:style>
-  <w:style w:type="table" w:styleId="137">
+  <w:style w:type="table" w:styleId="836">
     <w:name w:val="Bordered - Accent 6"/>
-    <w:basedOn w:val="665"/>
+    <w:basedOn w:val="897"/>
     <w:uiPriority w:val="99"/>
     <w:pPr>
       <w:pBdr/>
@@ -29732,11 +29855,11 @@
       </w:tcPr>
     </w:tblStylePr>
   </w:style>
-  <w:style w:type="paragraph" w:styleId="139">
+  <w:style w:type="paragraph" w:styleId="837">
     <w:name w:val="Heading 1"/>
-    <w:basedOn w:val="664"/>
-    <w:next w:val="664"/>
-    <w:link w:val="150"/>
+    <w:basedOn w:val="896"/>
+    <w:next w:val="896"/>
+    <w:link w:val="847"/>
     <w:uiPriority w:val="9"/>
     <w:qFormat/>
     <w:pPr>
@@ -29756,11 +29879,11 @@
       <w:szCs w:val="40"/>
     </w:rPr>
   </w:style>
-  <w:style w:type="paragraph" w:styleId="140">
+  <w:style w:type="paragraph" w:styleId="838">
     <w:name w:val="Heading 2"/>
-    <w:basedOn w:val="664"/>
-    <w:next w:val="664"/>
-    <w:link w:val="151"/>
+    <w:basedOn w:val="896"/>
+    <w:next w:val="896"/>
+    <w:link w:val="848"/>
     <w:uiPriority w:val="9"/>
     <w:unhideWhenUsed/>
     <w:qFormat/>
@@ -29781,11 +29904,11 @@
       <w:szCs w:val="32"/>
     </w:rPr>
   </w:style>
-  <w:style w:type="paragraph" w:styleId="141">
+  <w:style w:type="paragraph" w:styleId="839">
     <w:name w:val="Heading 3"/>
-    <w:basedOn w:val="664"/>
-    <w:next w:val="664"/>
-    <w:link w:val="152"/>
+    <w:basedOn w:val="896"/>
+    <w:next w:val="896"/>
+    <w:link w:val="849"/>
     <w:uiPriority w:val="9"/>
     <w:unhideWhenUsed/>
     <w:qFormat/>
@@ -29804,11 +29927,11 @@
       <w:szCs w:val="28"/>
     </w:rPr>
   </w:style>
-  <w:style w:type="paragraph" w:styleId="142">
+  <w:style w:type="paragraph" w:styleId="840">
     <w:name w:val="Heading 4"/>
-    <w:basedOn w:val="664"/>
-    <w:next w:val="664"/>
-    <w:link w:val="153"/>
+    <w:basedOn w:val="896"/>
+    <w:next w:val="896"/>
+    <w:link w:val="850"/>
     <w:uiPriority w:val="9"/>
     <w:unhideWhenUsed/>
     <w:qFormat/>
@@ -29827,11 +29950,11 @@
       <w:color w:val="0f4761" w:themeColor="accent1" w:themeShade="BF"/>
     </w:rPr>
   </w:style>
-  <w:style w:type="paragraph" w:styleId="143">
+  <w:style w:type="paragraph" w:styleId="841">
     <w:name w:val="Heading 5"/>
-    <w:basedOn w:val="664"/>
-    <w:next w:val="664"/>
-    <w:link w:val="154"/>
+    <w:basedOn w:val="896"/>
+    <w:next w:val="896"/>
+    <w:link w:val="851"/>
     <w:uiPriority w:val="9"/>
     <w:unhideWhenUsed/>
     <w:qFormat/>
@@ -29848,11 +29971,11 @@
       <w:color w:val="0f4761" w:themeColor="accent1" w:themeShade="BF"/>
     </w:rPr>
   </w:style>
-  <w:style w:type="paragraph" w:styleId="144">
+  <w:style w:type="paragraph" w:styleId="842">
     <w:name w:val="Heading 6"/>
-    <w:basedOn w:val="664"/>
-    <w:next w:val="664"/>
-    <w:link w:val="155"/>
+    <w:basedOn w:val="896"/>
+    <w:next w:val="896"/>
+    <w:link w:val="852"/>
     <w:uiPriority w:val="9"/>
     <w:unhideWhenUsed/>
     <w:qFormat/>
@@ -29871,11 +29994,11 @@
       <w:color w:val="595959" w:themeColor="text1" w:themeTint="A6"/>
     </w:rPr>
   </w:style>
-  <w:style w:type="paragraph" w:styleId="145">
+  <w:style w:type="paragraph" w:styleId="843">
     <w:name w:val="Heading 7"/>
-    <w:basedOn w:val="664"/>
-    <w:next w:val="664"/>
-    <w:link w:val="156"/>
+    <w:basedOn w:val="896"/>
+    <w:next w:val="896"/>
+    <w:link w:val="853"/>
     <w:uiPriority w:val="9"/>
     <w:unhideWhenUsed/>
     <w:qFormat/>
@@ -29892,11 +30015,11 @@
       <w:color w:val="595959" w:themeColor="text1" w:themeTint="A6"/>
     </w:rPr>
   </w:style>
-  <w:style w:type="paragraph" w:styleId="146">
+  <w:style w:type="paragraph" w:styleId="844">
     <w:name w:val="Heading 8"/>
-    <w:basedOn w:val="664"/>
-    <w:next w:val="664"/>
-    <w:link w:val="157"/>
+    <w:basedOn w:val="896"/>
+    <w:next w:val="896"/>
+    <w:link w:val="854"/>
     <w:uiPriority w:val="9"/>
     <w:unhideWhenUsed/>
     <w:qFormat/>
@@ -29915,11 +30038,11 @@
       <w:color w:val="272727" w:themeColor="text1" w:themeTint="D8"/>
     </w:rPr>
   </w:style>
-  <w:style w:type="paragraph" w:styleId="147">
+  <w:style w:type="paragraph" w:styleId="845">
     <w:name w:val="Heading 9"/>
-    <w:basedOn w:val="664"/>
-    <w:next w:val="664"/>
-    <w:link w:val="158"/>
+    <w:basedOn w:val="896"/>
+    <w:next w:val="896"/>
+    <w:link w:val="855"/>
     <w:uiPriority w:val="9"/>
     <w:unhideWhenUsed/>
     <w:qFormat/>
@@ -29938,7 +30061,7 @@
       <w:color w:val="272727" w:themeColor="text1" w:themeTint="D8"/>
     </w:rPr>
   </w:style>
-  <w:style w:type="character" w:styleId="148" w:default="1">
+  <w:style w:type="character" w:styleId="846" w:default="1">
     <w:name w:val="Default Paragraph Font"/>
     <w:uiPriority w:val="1"/>
     <w:semiHidden/>
@@ -29949,9 +30072,9 @@
       <w:ind/>
     </w:pPr>
   </w:style>
-  <w:style w:type="character" w:styleId="150">
+  <w:style w:type="character" w:styleId="847">
     <w:name w:val="Heading 1 Char"/>
-    <w:link w:val="139"/>
+    <w:link w:val="837"/>
     <w:uiPriority w:val="9"/>
     <w:pPr>
       <w:pBdr/>
@@ -29964,9 +30087,9 @@
       <w:color w:val="000000" w:themeColor="text1"/>
     </w:rPr>
   </w:style>
-  <w:style w:type="character" w:styleId="151">
+  <w:style w:type="character" w:styleId="848">
     <w:name w:val="Heading 2 Char"/>
-    <w:link w:val="140"/>
+    <w:link w:val="838"/>
     <w:uiPriority w:val="9"/>
     <w:pPr>
       <w:pBdr/>
@@ -29979,10 +30102,10 @@
       <w:color w:val="auto"/>
     </w:rPr>
   </w:style>
-  <w:style w:type="character" w:styleId="152">
+  <w:style w:type="character" w:styleId="849">
     <w:name w:val="Heading 3 Char"/>
-    <w:basedOn w:val="148"/>
-    <w:link w:val="141"/>
+    <w:basedOn w:val="846"/>
+    <w:link w:val="839"/>
     <w:uiPriority w:val="9"/>
     <w:pPr>
       <w:pBdr/>
@@ -29996,10 +30119,10 @@
       <w:szCs w:val="28"/>
     </w:rPr>
   </w:style>
-  <w:style w:type="character" w:styleId="153">
+  <w:style w:type="character" w:styleId="850">
     <w:name w:val="Heading 4 Char"/>
-    <w:basedOn w:val="148"/>
-    <w:link w:val="142"/>
+    <w:basedOn w:val="846"/>
+    <w:link w:val="840"/>
     <w:uiPriority w:val="9"/>
     <w:pPr>
       <w:pBdr/>
@@ -30013,10 +30136,10 @@
       <w:color w:val="0f4761" w:themeColor="accent1" w:themeShade="BF"/>
     </w:rPr>
   </w:style>
-  <w:style w:type="character" w:styleId="154">
+  <w:style w:type="character" w:styleId="851">
     <w:name w:val="Heading 5 Char"/>
-    <w:basedOn w:val="148"/>
-    <w:link w:val="143"/>
+    <w:basedOn w:val="846"/>
+    <w:link w:val="841"/>
     <w:uiPriority w:val="9"/>
     <w:pPr>
       <w:pBdr/>
@@ -30028,10 +30151,10 @@
       <w:color w:val="0f4761" w:themeColor="accent1" w:themeShade="BF"/>
     </w:rPr>
   </w:style>
-  <w:style w:type="character" w:styleId="155">
+  <w:style w:type="character" w:styleId="852">
     <w:name w:val="Heading 6 Char"/>
-    <w:basedOn w:val="148"/>
-    <w:link w:val="144"/>
+    <w:basedOn w:val="846"/>
+    <w:link w:val="842"/>
     <w:uiPriority w:val="9"/>
     <w:pPr>
       <w:pBdr/>
@@ -30045,10 +30168,10 @@
       <w:color w:val="595959" w:themeColor="text1" w:themeTint="A6"/>
     </w:rPr>
   </w:style>
-  <w:style w:type="character" w:styleId="156">
+  <w:style w:type="character" w:styleId="853">
     <w:name w:val="Heading 7 Char"/>
-    <w:basedOn w:val="148"/>
-    <w:link w:val="145"/>
+    <w:basedOn w:val="846"/>
+    <w:link w:val="843"/>
     <w:uiPriority w:val="9"/>
     <w:pPr>
       <w:pBdr/>
@@ -30060,10 +30183,10 @@
       <w:color w:val="595959" w:themeColor="text1" w:themeTint="A6"/>
     </w:rPr>
   </w:style>
-  <w:style w:type="character" w:styleId="157">
+  <w:style w:type="character" w:styleId="854">
     <w:name w:val="Heading 8 Char"/>
-    <w:basedOn w:val="148"/>
-    <w:link w:val="146"/>
+    <w:basedOn w:val="846"/>
+    <w:link w:val="844"/>
     <w:uiPriority w:val="9"/>
     <w:pPr>
       <w:pBdr/>
@@ -30077,10 +30200,10 @@
       <w:color w:val="272727" w:themeColor="text1" w:themeTint="D8"/>
     </w:rPr>
   </w:style>
-  <w:style w:type="character" w:styleId="158">
+  <w:style w:type="character" w:styleId="855">
     <w:name w:val="Heading 9 Char"/>
-    <w:basedOn w:val="148"/>
-    <w:link w:val="147"/>
+    <w:basedOn w:val="846"/>
+    <w:link w:val="845"/>
     <w:uiPriority w:val="9"/>
     <w:pPr>
       <w:pBdr/>
@@ -30094,11 +30217,11 @@
       <w:color w:val="272727" w:themeColor="text1" w:themeTint="D8"/>
     </w:rPr>
   </w:style>
-  <w:style w:type="paragraph" w:styleId="159">
+  <w:style w:type="paragraph" w:styleId="856">
     <w:name w:val="Title"/>
-    <w:basedOn w:val="664"/>
-    <w:next w:val="664"/>
-    <w:link w:val="160"/>
+    <w:basedOn w:val="896"/>
+    <w:next w:val="896"/>
+    <w:link w:val="857"/>
     <w:uiPriority w:val="10"/>
     <w:qFormat/>
     <w:pPr>
@@ -30114,10 +30237,10 @@
       <w:szCs w:val="56"/>
     </w:rPr>
   </w:style>
-  <w:style w:type="character" w:styleId="160">
+  <w:style w:type="character" w:styleId="857">
     <w:name w:val="Title Char"/>
-    <w:basedOn w:val="148"/>
-    <w:link w:val="159"/>
+    <w:basedOn w:val="846"/>
+    <w:link w:val="856"/>
     <w:uiPriority w:val="10"/>
     <w:pPr>
       <w:pBdr/>
@@ -30131,11 +30254,11 @@
       <w:szCs w:val="56"/>
     </w:rPr>
   </w:style>
-  <w:style w:type="paragraph" w:styleId="161">
+  <w:style w:type="paragraph" w:styleId="858">
     <w:name w:val="Subtitle"/>
-    <w:basedOn w:val="664"/>
-    <w:next w:val="664"/>
-    <w:link w:val="162"/>
+    <w:basedOn w:val="896"/>
+    <w:next w:val="896"/>
+    <w:link w:val="859"/>
     <w:uiPriority w:val="11"/>
     <w:qFormat/>
     <w:pPr>
@@ -30153,10 +30276,10 @@
       <w:szCs w:val="28"/>
     </w:rPr>
   </w:style>
-  <w:style w:type="character" w:styleId="162">
+  <w:style w:type="character" w:styleId="859">
     <w:name w:val="Subtitle Char"/>
-    <w:basedOn w:val="148"/>
-    <w:link w:val="161"/>
+    <w:basedOn w:val="846"/>
+    <w:link w:val="858"/>
     <w:uiPriority w:val="11"/>
     <w:pPr>
       <w:pBdr/>
@@ -30170,11 +30293,11 @@
       <w:szCs w:val="28"/>
     </w:rPr>
   </w:style>
-  <w:style w:type="paragraph" w:styleId="163">
+  <w:style w:type="paragraph" w:styleId="860">
     <w:name w:val="Quote"/>
-    <w:basedOn w:val="664"/>
-    <w:next w:val="664"/>
-    <w:link w:val="164"/>
+    <w:basedOn w:val="896"/>
+    <w:next w:val="896"/>
+    <w:link w:val="861"/>
     <w:uiPriority w:val="29"/>
     <w:qFormat/>
     <w:pPr>
@@ -30189,10 +30312,10 @@
       <w:color w:val="404040" w:themeColor="text1" w:themeTint="BF"/>
     </w:rPr>
   </w:style>
-  <w:style w:type="character" w:styleId="164">
+  <w:style w:type="character" w:styleId="861">
     <w:name w:val="Quote Char"/>
-    <w:basedOn w:val="148"/>
-    <w:link w:val="163"/>
+    <w:basedOn w:val="846"/>
+    <w:link w:val="860"/>
     <w:uiPriority w:val="29"/>
     <w:pPr>
       <w:pBdr/>
@@ -30205,9 +30328,9 @@
       <w:color w:val="404040" w:themeColor="text1" w:themeTint="BF"/>
     </w:rPr>
   </w:style>
-  <w:style w:type="character" w:styleId="166">
+  <w:style w:type="character" w:styleId="862">
     <w:name w:val="Intense Emphasis"/>
-    <w:basedOn w:val="148"/>
+    <w:basedOn w:val="846"/>
     <w:uiPriority w:val="21"/>
     <w:qFormat/>
     <w:pPr>
@@ -30221,11 +30344,11 @@
       <w:color w:val="0f4761" w:themeColor="accent1" w:themeShade="BF"/>
     </w:rPr>
   </w:style>
-  <w:style w:type="paragraph" w:styleId="167">
+  <w:style w:type="paragraph" w:styleId="863">
     <w:name w:val="Intense Quote"/>
-    <w:basedOn w:val="664"/>
-    <w:next w:val="664"/>
-    <w:link w:val="168"/>
+    <w:basedOn w:val="896"/>
+    <w:next w:val="896"/>
+    <w:link w:val="864"/>
     <w:uiPriority w:val="30"/>
     <w:qFormat/>
     <w:pPr>
@@ -30243,10 +30366,10 @@
       <w:color w:val="0f4761" w:themeColor="accent1" w:themeShade="BF"/>
     </w:rPr>
   </w:style>
-  <w:style w:type="character" w:styleId="168">
+  <w:style w:type="character" w:styleId="864">
     <w:name w:val="Intense Quote Char"/>
-    <w:basedOn w:val="148"/>
-    <w:link w:val="167"/>
+    <w:basedOn w:val="846"/>
+    <w:link w:val="863"/>
     <w:uiPriority w:val="30"/>
     <w:pPr>
       <w:pBdr/>
@@ -30259,9 +30382,9 @@
       <w:color w:val="0f4761" w:themeColor="accent1" w:themeShade="BF"/>
     </w:rPr>
   </w:style>
-  <w:style w:type="character" w:styleId="169">
+  <w:style w:type="character" w:styleId="865">
     <w:name w:val="Intense Reference"/>
-    <w:basedOn w:val="148"/>
+    <w:basedOn w:val="846"/>
     <w:uiPriority w:val="32"/>
     <w:qFormat/>
     <w:pPr>
@@ -30277,9 +30400,9 @@
       <w:spacing w:val="5"/>
     </w:rPr>
   </w:style>
-  <w:style w:type="character" w:styleId="171">
+  <w:style w:type="character" w:styleId="866">
     <w:name w:val="Subtle Emphasis"/>
-    <w:basedOn w:val="148"/>
+    <w:basedOn w:val="846"/>
     <w:uiPriority w:val="19"/>
     <w:qFormat/>
     <w:pPr>
@@ -30293,9 +30416,9 @@
       <w:color w:val="404040" w:themeColor="text1" w:themeTint="BF"/>
     </w:rPr>
   </w:style>
-  <w:style w:type="character" w:styleId="172">
+  <w:style w:type="character" w:styleId="867">
     <w:name w:val="Emphasis"/>
-    <w:basedOn w:val="148"/>
+    <w:basedOn w:val="846"/>
     <w:uiPriority w:val="20"/>
     <w:qFormat/>
     <w:pPr>
@@ -30308,9 +30431,9 @@
       <w:iCs/>
     </w:rPr>
   </w:style>
-  <w:style w:type="character" w:styleId="173">
+  <w:style w:type="character" w:styleId="868">
     <w:name w:val="Strong"/>
-    <w:basedOn w:val="148"/>
+    <w:basedOn w:val="846"/>
     <w:uiPriority w:val="22"/>
     <w:qFormat/>
     <w:pPr>
@@ -30323,9 +30446,9 @@
       <w:bCs/>
     </w:rPr>
   </w:style>
-  <w:style w:type="character" w:styleId="174">
+  <w:style w:type="character" w:styleId="869">
     <w:name w:val="Subtle Reference"/>
-    <w:basedOn w:val="148"/>
+    <w:basedOn w:val="846"/>
     <w:uiPriority w:val="31"/>
     <w:qFormat/>
     <w:pPr>
@@ -30338,9 +30461,9 @@
       <w:color w:val="5a5a5a" w:themeColor="text1" w:themeTint="A5"/>
     </w:rPr>
   </w:style>
-  <w:style w:type="character" w:styleId="175">
+  <w:style w:type="character" w:styleId="870">
     <w:name w:val="Book Title"/>
-    <w:basedOn w:val="148"/>
+    <w:basedOn w:val="846"/>
     <w:uiPriority w:val="33"/>
     <w:qFormat/>
     <w:pPr>
@@ -30356,10 +30479,10 @@
       <w:spacing w:val="5"/>
     </w:rPr>
   </w:style>
-  <w:style w:type="paragraph" w:styleId="176">
+  <w:style w:type="paragraph" w:styleId="871">
     <w:name w:val="Header"/>
-    <w:basedOn w:val="664"/>
-    <w:link w:val="177"/>
+    <w:basedOn w:val="896"/>
+    <w:link w:val="872"/>
     <w:uiPriority w:val="99"/>
     <w:unhideWhenUsed/>
     <w:pPr>
@@ -30372,10 +30495,10 @@
       <w:ind/>
     </w:pPr>
   </w:style>
-  <w:style w:type="character" w:styleId="177">
+  <w:style w:type="character" w:styleId="872">
     <w:name w:val="Header Char"/>
-    <w:basedOn w:val="148"/>
-    <w:link w:val="176"/>
+    <w:basedOn w:val="846"/>
+    <w:link w:val="871"/>
     <w:uiPriority w:val="99"/>
     <w:pPr>
       <w:pBdr/>
@@ -30383,10 +30506,10 @@
       <w:ind/>
     </w:pPr>
   </w:style>
-  <w:style w:type="paragraph" w:styleId="178">
+  <w:style w:type="paragraph" w:styleId="873">
     <w:name w:val="Footer"/>
-    <w:basedOn w:val="664"/>
-    <w:link w:val="179"/>
+    <w:basedOn w:val="896"/>
+    <w:link w:val="874"/>
     <w:uiPriority w:val="99"/>
     <w:unhideWhenUsed/>
     <w:pPr>
@@ -30399,10 +30522,10 @@
       <w:ind/>
     </w:pPr>
   </w:style>
-  <w:style w:type="character" w:styleId="179">
+  <w:style w:type="character" w:styleId="874">
     <w:name w:val="Footer Char"/>
-    <w:basedOn w:val="148"/>
-    <w:link w:val="178"/>
+    <w:basedOn w:val="846"/>
+    <w:link w:val="873"/>
     <w:uiPriority w:val="99"/>
     <w:pPr>
       <w:pBdr/>
@@ -30410,10 +30533,10 @@
       <w:ind/>
     </w:pPr>
   </w:style>
-  <w:style w:type="paragraph" w:styleId="180">
+  <w:style w:type="paragraph" w:styleId="875">
     <w:name w:val="Caption"/>
-    <w:basedOn w:val="664"/>
-    <w:next w:val="664"/>
+    <w:basedOn w:val="896"/>
+    <w:next w:val="896"/>
     <w:uiPriority w:val="35"/>
     <w:unhideWhenUsed/>
     <w:qFormat/>
@@ -30430,10 +30553,10 @@
       <w:szCs w:val="18"/>
     </w:rPr>
   </w:style>
-  <w:style w:type="paragraph" w:styleId="181">
+  <w:style w:type="paragraph" w:styleId="876">
     <w:name w:val="footnote text"/>
-    <w:basedOn w:val="664"/>
-    <w:link w:val="182"/>
+    <w:basedOn w:val="896"/>
+    <w:link w:val="877"/>
     <w:uiPriority w:val="99"/>
     <w:semiHidden/>
     <w:unhideWhenUsed/>
@@ -30447,10 +30570,10 @@
       <w:szCs w:val="20"/>
     </w:rPr>
   </w:style>
-  <w:style w:type="character" w:styleId="182">
+  <w:style w:type="character" w:styleId="877">
     <w:name w:val="Footnote Text Char"/>
-    <w:basedOn w:val="148"/>
-    <w:link w:val="181"/>
+    <w:basedOn w:val="846"/>
+    <w:link w:val="876"/>
     <w:uiPriority w:val="99"/>
     <w:semiHidden/>
     <w:pPr>
@@ -30463,9 +30586,9 @@
       <w:szCs w:val="20"/>
     </w:rPr>
   </w:style>
-  <w:style w:type="character" w:styleId="183">
+  <w:style w:type="character" w:styleId="878">
     <w:name w:val="footnote reference"/>
-    <w:basedOn w:val="148"/>
+    <w:basedOn w:val="846"/>
     <w:uiPriority w:val="99"/>
     <w:semiHidden/>
     <w:unhideWhenUsed/>
@@ -30478,10 +30601,10 @@
       <w:vertAlign w:val="superscript"/>
     </w:rPr>
   </w:style>
-  <w:style w:type="paragraph" w:styleId="184">
+  <w:style w:type="paragraph" w:styleId="879">
     <w:name w:val="endnote text"/>
-    <w:basedOn w:val="664"/>
-    <w:link w:val="185"/>
+    <w:basedOn w:val="896"/>
+    <w:link w:val="880"/>
     <w:uiPriority w:val="99"/>
     <w:semiHidden/>
     <w:unhideWhenUsed/>
@@ -30495,10 +30618,10 @@
       <w:szCs w:val="20"/>
     </w:rPr>
   </w:style>
-  <w:style w:type="character" w:styleId="185">
+  <w:style w:type="character" w:styleId="880">
     <w:name w:val="Endnote Text Char"/>
-    <w:basedOn w:val="148"/>
-    <w:link w:val="184"/>
+    <w:basedOn w:val="846"/>
+    <w:link w:val="879"/>
     <w:uiPriority w:val="99"/>
     <w:semiHidden/>
     <w:pPr>
@@ -30511,9 +30634,9 @@
       <w:szCs w:val="20"/>
     </w:rPr>
   </w:style>
-  <w:style w:type="character" w:styleId="186">
+  <w:style w:type="character" w:styleId="881">
     <w:name w:val="endnote reference"/>
-    <w:basedOn w:val="148"/>
+    <w:basedOn w:val="846"/>
     <w:uiPriority w:val="99"/>
     <w:semiHidden/>
     <w:unhideWhenUsed/>
@@ -30526,9 +30649,9 @@
       <w:vertAlign w:val="superscript"/>
     </w:rPr>
   </w:style>
-  <w:style w:type="character" w:styleId="187">
+  <w:style w:type="character" w:styleId="882">
     <w:name w:val="Hyperlink"/>
-    <w:basedOn w:val="148"/>
+    <w:basedOn w:val="846"/>
     <w:uiPriority w:val="99"/>
     <w:unhideWhenUsed/>
     <w:pPr>
@@ -30541,9 +30664,9 @@
       <w:u w:val="single"/>
     </w:rPr>
   </w:style>
-  <w:style w:type="character" w:styleId="188">
+  <w:style w:type="character" w:styleId="883">
     <w:name w:val="FollowedHyperlink"/>
-    <w:basedOn w:val="148"/>
+    <w:basedOn w:val="846"/>
     <w:uiPriority w:val="99"/>
     <w:semiHidden/>
     <w:unhideWhenUsed/>
@@ -30557,10 +30680,10 @@
       <w:u w:val="single"/>
     </w:rPr>
   </w:style>
-  <w:style w:type="paragraph" w:styleId="189">
+  <w:style w:type="paragraph" w:styleId="884">
     <w:name w:val="toc 1"/>
-    <w:basedOn w:val="664"/>
-    <w:next w:val="664"/>
+    <w:basedOn w:val="896"/>
+    <w:next w:val="896"/>
     <w:uiPriority w:val="39"/>
     <w:unhideWhenUsed/>
     <w:pPr>
@@ -30569,10 +30692,10 @@
       <w:ind/>
     </w:pPr>
   </w:style>
-  <w:style w:type="paragraph" w:styleId="190">
+  <w:style w:type="paragraph" w:styleId="885">
     <w:name w:val="toc 2"/>
-    <w:basedOn w:val="664"/>
-    <w:next w:val="664"/>
+    <w:basedOn w:val="896"/>
+    <w:next w:val="896"/>
     <w:uiPriority w:val="39"/>
     <w:unhideWhenUsed/>
     <w:pPr>
@@ -30581,10 +30704,10 @@
       <w:ind w:left="220"/>
     </w:pPr>
   </w:style>
-  <w:style w:type="paragraph" w:styleId="191">
+  <w:style w:type="paragraph" w:styleId="886">
     <w:name w:val="toc 3"/>
-    <w:basedOn w:val="664"/>
-    <w:next w:val="664"/>
+    <w:basedOn w:val="896"/>
+    <w:next w:val="896"/>
     <w:uiPriority w:val="39"/>
     <w:unhideWhenUsed/>
     <w:pPr>
@@ -30593,10 +30716,10 @@
       <w:ind w:left="440"/>
     </w:pPr>
   </w:style>
-  <w:style w:type="paragraph" w:styleId="192">
+  <w:style w:type="paragraph" w:styleId="887">
     <w:name w:val="toc 4"/>
-    <w:basedOn w:val="664"/>
-    <w:next w:val="664"/>
+    <w:basedOn w:val="896"/>
+    <w:next w:val="896"/>
     <w:uiPriority w:val="39"/>
     <w:unhideWhenUsed/>
     <w:pPr>
@@ -30605,10 +30728,10 @@
       <w:ind w:left="660"/>
     </w:pPr>
   </w:style>
-  <w:style w:type="paragraph" w:styleId="193">
+  <w:style w:type="paragraph" w:styleId="888">
     <w:name w:val="toc 5"/>
-    <w:basedOn w:val="664"/>
-    <w:next w:val="664"/>
+    <w:basedOn w:val="896"/>
+    <w:next w:val="896"/>
     <w:uiPriority w:val="39"/>
     <w:unhideWhenUsed/>
     <w:pPr>
@@ -30617,10 +30740,10 @@
       <w:ind w:left="880"/>
     </w:pPr>
   </w:style>
-  <w:style w:type="paragraph" w:styleId="194">
+  <w:style w:type="paragraph" w:styleId="889">
     <w:name w:val="toc 6"/>
-    <w:basedOn w:val="664"/>
-    <w:next w:val="664"/>
+    <w:basedOn w:val="896"/>
+    <w:next w:val="896"/>
     <w:uiPriority w:val="39"/>
     <w:unhideWhenUsed/>
     <w:pPr>
@@ -30629,10 +30752,10 @@
       <w:ind w:left="1100"/>
     </w:pPr>
   </w:style>
-  <w:style w:type="paragraph" w:styleId="195">
+  <w:style w:type="paragraph" w:styleId="890">
     <w:name w:val="toc 7"/>
-    <w:basedOn w:val="664"/>
-    <w:next w:val="664"/>
+    <w:basedOn w:val="896"/>
+    <w:next w:val="896"/>
     <w:uiPriority w:val="39"/>
     <w:unhideWhenUsed/>
     <w:pPr>
@@ -30641,10 +30764,10 @@
       <w:ind w:left="1320"/>
     </w:pPr>
   </w:style>
-  <w:style w:type="paragraph" w:styleId="196">
+  <w:style w:type="paragraph" w:styleId="891">
     <w:name w:val="toc 8"/>
-    <w:basedOn w:val="664"/>
-    <w:next w:val="664"/>
+    <w:basedOn w:val="896"/>
+    <w:next w:val="896"/>
     <w:uiPriority w:val="39"/>
     <w:unhideWhenUsed/>
     <w:pPr>
@@ -30653,10 +30776,10 @@
       <w:ind w:left="1540"/>
     </w:pPr>
   </w:style>
-  <w:style w:type="paragraph" w:styleId="197">
+  <w:style w:type="paragraph" w:styleId="892">
     <w:name w:val="toc 9"/>
-    <w:basedOn w:val="664"/>
-    <w:next w:val="664"/>
+    <w:basedOn w:val="896"/>
+    <w:next w:val="896"/>
     <w:uiPriority w:val="39"/>
     <w:unhideWhenUsed/>
     <w:pPr>
@@ -30665,9 +30788,9 @@
       <w:ind w:left="1760"/>
     </w:pPr>
   </w:style>
-  <w:style w:type="character" w:styleId="198">
+  <w:style w:type="character" w:styleId="893">
     <w:name w:val="Placeholder Text"/>
-    <w:basedOn w:val="148"/>
+    <w:basedOn w:val="846"/>
     <w:uiPriority w:val="99"/>
     <w:semiHidden/>
     <w:pPr>
@@ -30679,7 +30802,7 @@
       <w:color w:val="666666"/>
     </w:rPr>
   </w:style>
-  <w:style w:type="paragraph" w:styleId="208">
+  <w:style w:type="paragraph" w:styleId="894">
     <w:name w:val="TOC Heading"/>
     <w:uiPriority w:val="39"/>
     <w:unhideWhenUsed/>
@@ -30689,10 +30812,10 @@
       <w:ind/>
     </w:pPr>
   </w:style>
-  <w:style w:type="paragraph" w:styleId="209">
+  <w:style w:type="paragraph" w:styleId="895">
     <w:name w:val="table of figures"/>
-    <w:basedOn w:val="664"/>
-    <w:next w:val="664"/>
+    <w:basedOn w:val="896"/>
+    <w:next w:val="896"/>
     <w:uiPriority w:val="99"/>
     <w:unhideWhenUsed/>
     <w:pPr>
@@ -30701,7 +30824,7 @@
       <w:ind/>
     </w:pPr>
   </w:style>
-  <w:style w:type="paragraph" w:styleId="664" w:default="1">
+  <w:style w:type="paragraph" w:styleId="896" w:default="1">
     <w:name w:val="Normal"/>
     <w:qFormat/>
     <w:pPr>
@@ -30710,7 +30833,7 @@
       <w:ind/>
     </w:pPr>
   </w:style>
-  <w:style w:type="table" w:styleId="665" w:default="1">
+  <w:style w:type="table" w:styleId="897" w:default="1">
     <w:name w:val="Normal Table"/>
     <w:uiPriority w:val="99"/>
     <w:semiHidden/>
@@ -30903,7 +31026,7 @@
       </w:tcPr>
     </w:tblStylePr>
   </w:style>
-  <w:style w:type="numbering" w:styleId="666" w:default="1">
+  <w:style w:type="numbering" w:styleId="898" w:default="1">
     <w:name w:val="No List"/>
     <w:uiPriority w:val="99"/>
     <w:semiHidden/>
@@ -30914,9 +31037,9 @@
       <w:ind/>
     </w:pPr>
   </w:style>
-  <w:style w:type="paragraph" w:styleId="667">
+  <w:style w:type="paragraph" w:styleId="899">
     <w:name w:val="No Spacing"/>
-    <w:basedOn w:val="664"/>
+    <w:basedOn w:val="896"/>
     <w:uiPriority w:val="1"/>
     <w:qFormat/>
     <w:pPr>
@@ -30925,9 +31048,9 @@
       <w:ind/>
     </w:pPr>
   </w:style>
-  <w:style w:type="paragraph" w:styleId="668">
+  <w:style w:type="paragraph" w:styleId="900">
     <w:name w:val="List Paragraph"/>
-    <w:basedOn w:val="664"/>
+    <w:basedOn w:val="896"/>
     <w:uiPriority w:val="34"/>
     <w:qFormat/>
     <w:pPr>

--- a/Reuniones/Jira/SeguimientoJira.docx
+++ b/Reuniones/Jira/SeguimientoJira.docx
@@ -20,6 +20,11 @@
           <w14:ligatures w14:val="none"/>
         </w:rPr>
       </w:r>
+      <w:r>
+        <w:rPr>
+          <w14:ligatures w14:val="none"/>
+        </w:rPr>
+      </w:r>
     </w:p>
     <w:p>
       <w:pPr>
@@ -39,6 +44,11 @@
           <w14:ligatures w14:val="none"/>
         </w:rPr>
       </w:r>
+      <w:r>
+        <w:rPr>
+          <w14:ligatures w14:val="none"/>
+        </w:rPr>
+      </w:r>
     </w:p>
     <w:p>
       <w:pPr>
@@ -50,7 +60,6 @@
           <w:highlight w:val="none"/>
         </w:rPr>
       </w:pPr>
-      <w:r/>
       <w:r>
         <mc:AlternateContent>
           <mc:Choice Requires="wpg">
@@ -120,7 +129,11 @@
           </mc:Fallback>
         </mc:AlternateContent>
       </w:r>
-      <w:r/>
+      <w:r>
+        <w:rPr>
+          <w:highlight w:val="none"/>
+        </w:rPr>
+      </w:r>
     </w:p>
     <w:p>
       <w:pPr>
@@ -152,8 +165,98 @@
         <w:spacing/>
         <w:ind/>
         <w:jc w:val="left"/>
+        <w:rPr>
+          <w:highlight w:val="none"/>
+        </w:rPr>
+      </w:pPr>
+      <w:r>
+        <w:rPr>
+          <w:highlight w:val="none"/>
+        </w:rPr>
+      </w:r>
+      <w:r>
+        <w:rPr>
+          <w:highlight w:val="none"/>
+        </w:rPr>
+        <mc:AlternateContent>
+          <mc:Choice Requires="wpg">
+            <w:drawing>
+              <wp:inline xmlns:wp="http://schemas.openxmlformats.org/drawingml/2006/wordprocessingDrawing" distT="0" distB="0" distL="0" distR="0">
+                <wp:extent cx="5940425" cy="5772874"/>
+                <wp:effectExtent l="0" t="0" r="0" b="0"/>
+                <wp:docPr id="2" name=""/>
+                <wp:cNvGraphicFramePr>
+                  <a:graphicFrameLocks xmlns:a="http://schemas.openxmlformats.org/drawingml/2006/main" noChangeAspect="1"/>
+                </wp:cNvGraphicFramePr>
+                <a:graphic xmlns:a="http://schemas.openxmlformats.org/drawingml/2006/main">
+                  <a:graphicData uri="http://schemas.openxmlformats.org/drawingml/2006/picture">
+                    <pic:pic xmlns:pic="http://schemas.openxmlformats.org/drawingml/2006/picture">
+                      <pic:nvPicPr>
+                        <pic:cNvPr id="1883808101" name=""/>
+                        <pic:cNvPicPr>
+                          <a:picLocks noChangeAspect="1"/>
+                        </pic:cNvPicPr>
+                        <pic:nvPr/>
+                      </pic:nvPicPr>
+                      <pic:blipFill rotWithShape="1">
+                        <a:blip r:embed="rId10"/>
+                        <a:stretch/>
+                      </pic:blipFill>
+                      <pic:spPr bwMode="auto">
+                        <a:xfrm>
+                          <a:off x="0" y="0"/>
+                          <a:ext cx="5940424" cy="5772874"/>
+                        </a:xfrm>
+                        <a:prstGeom prst="rect">
+                          <a:avLst/>
+                        </a:prstGeom>
+                      </pic:spPr>
+                    </pic:pic>
+                  </a:graphicData>
+                </a:graphic>
+              </wp:inline>
+            </w:drawing>
+          </mc:Choice>
+          <mc:Fallback>
+            <w:pict>
+              <v:shapetype id="_x0000_t75" coordsize="21600,21600" o:spt="75" o:preferrelative="t" path="m@4@5l@4@11@9@11@9@5xe" filled="f" stroked="f">
+                <v:stroke joinstyle="miter"/>
+                <v:formulas>
+                  <v:f eqn="if lineDrawn pixelLineWidth 0"/>
+                  <v:f eqn="sum @0 1 0"/>
+                  <v:f eqn="sum 0 0 @1"/>
+                  <v:f eqn="prod @2 1 2"/>
+                  <v:f eqn="prod @3 21600 pixelWidth"/>
+                  <v:f eqn="prod @3 21600 pixelHeight"/>
+                  <v:f eqn="sum @0 0 1"/>
+                  <v:f eqn="prod @6 1 2"/>
+                  <v:f eqn="prod @7 21600 pixelWidth"/>
+                  <v:f eqn="sum @8 21600 0"/>
+                  <v:f eqn="prod @7 21600 pixelHeight"/>
+                  <v:f eqn="sum @10 21600 0"/>
+                </v:formulas>
+                <v:path o:extrusionok="f" gradientshapeok="t" o:connecttype="rect"/>
+                <o:lock v:ext="edit" aspectratio="t"/>
+              </v:shapetype>
+              <v:shape id="_x0000_i1" o:spid="_x0000_s1" type="#_x0000_t75" style="width:467.75pt;height:454.56pt;mso-wrap-distance-left:0.00pt;mso-wrap-distance-top:0.00pt;mso-wrap-distance-right:0.00pt;mso-wrap-distance-bottom:0.00pt;z-index:1;" stroked="false">
+                <v:imagedata r:id="rId10" o:title=""/>
+                <o:lock v:ext="edit" rotation="t"/>
+              </v:shape>
+            </w:pict>
+          </mc:Fallback>
+        </mc:AlternateContent>
+      </w:r>
+      <w:r/>
+    </w:p>
+    <w:p>
+      <w:pPr>
+        <w:pBdr/>
+        <w:shd w:val="nil"/>
+        <w:spacing/>
+        <w:ind/>
         <w:rPr/>
       </w:pPr>
+      <w:r/>
       <w:r>
         <w:rPr>
           <w:highlight w:val="none"/>
@@ -169,6 +272,7 @@
           <w:highlight w:val="none"/>
         </w:rPr>
       </w:r>
+      <w:r/>
     </w:p>
     <w:sectPr>
       <w:headerReference w:type="default" r:id="rId8"/>

--- a/Reuniones/Jira/SeguimientoJira.docx
+++ b/Reuniones/Jira/SeguimientoJira.docx
@@ -256,7 +256,113 @@
         <w:ind/>
         <w:rPr/>
       </w:pPr>
+      <w:r>
+        <w:br w:type="page" w:clear="all"/>
+      </w:r>
       <w:r/>
+      <w:r/>
+    </w:p>
+    <w:p>
+      <w:pPr>
+        <w:pStyle w:val="838"/>
+        <w:pBdr/>
+        <w:spacing/>
+        <w:ind/>
+        <w:rPr>
+          <w14:ligatures w14:val="none"/>
+        </w:rPr>
+      </w:pPr>
+      <w:r>
+        <w:t xml:space="preserve">Fecha 15/05/2026</w:t>
+      </w:r>
+      <w:r>
+        <w:rPr>
+          <w14:ligatures w14:val="none"/>
+        </w:rPr>
+      </w:r>
+      <w:r>
+        <w:rPr>
+          <w14:ligatures w14:val="none"/>
+        </w:rPr>
+      </w:r>
+    </w:p>
+    <w:p>
+      <w:pPr>
+        <w:pBdr/>
+        <w:shd w:val="nil"/>
+        <w:spacing/>
+        <w:ind/>
+        <w:rPr/>
+      </w:pPr>
+      <w:r>
+        <mc:AlternateContent>
+          <mc:Choice Requires="wpg">
+            <w:drawing>
+              <wp:inline xmlns:wp="http://schemas.openxmlformats.org/drawingml/2006/wordprocessingDrawing" distT="0" distB="0" distL="0" distR="0">
+                <wp:extent cx="5940425" cy="6183926"/>
+                <wp:effectExtent l="0" t="0" r="0" b="0"/>
+                <wp:docPr id="3" name=""/>
+                <wp:cNvGraphicFramePr>
+                  <a:graphicFrameLocks xmlns:a="http://schemas.openxmlformats.org/drawingml/2006/main" noChangeAspect="1"/>
+                </wp:cNvGraphicFramePr>
+                <a:graphic xmlns:a="http://schemas.openxmlformats.org/drawingml/2006/main">
+                  <a:graphicData uri="http://schemas.openxmlformats.org/drawingml/2006/picture">
+                    <pic:pic xmlns:pic="http://schemas.openxmlformats.org/drawingml/2006/picture">
+                      <pic:nvPicPr>
+                        <pic:cNvPr id="1336325057" name=""/>
+                        <pic:cNvPicPr>
+                          <a:picLocks noChangeAspect="1"/>
+                        </pic:cNvPicPr>
+                        <pic:nvPr/>
+                      </pic:nvPicPr>
+                      <pic:blipFill rotWithShape="1">
+                        <a:blip r:embed="rId11"/>
+                        <a:stretch/>
+                      </pic:blipFill>
+                      <pic:spPr bwMode="auto">
+                        <a:xfrm>
+                          <a:off x="0" y="0"/>
+                          <a:ext cx="5940424" cy="6183926"/>
+                        </a:xfrm>
+                        <a:prstGeom prst="rect">
+                          <a:avLst/>
+                        </a:prstGeom>
+                      </pic:spPr>
+                    </pic:pic>
+                  </a:graphicData>
+                </a:graphic>
+              </wp:inline>
+            </w:drawing>
+          </mc:Choice>
+          <mc:Fallback>
+            <w:pict>
+              <v:shapetype id="_x0000_t75" coordsize="21600,21600" o:spt="75" o:preferrelative="t" path="m@4@5l@4@11@9@11@9@5xe" filled="f" stroked="f">
+                <v:stroke joinstyle="miter"/>
+                <v:formulas>
+                  <v:f eqn="if lineDrawn pixelLineWidth 0"/>
+                  <v:f eqn="sum @0 1 0"/>
+                  <v:f eqn="sum 0 0 @1"/>
+                  <v:f eqn="prod @2 1 2"/>
+                  <v:f eqn="prod @3 21600 pixelWidth"/>
+                  <v:f eqn="prod @3 21600 pixelHeight"/>
+                  <v:f eqn="sum @0 0 1"/>
+                  <v:f eqn="prod @6 1 2"/>
+                  <v:f eqn="prod @7 21600 pixelWidth"/>
+                  <v:f eqn="sum @8 21600 0"/>
+                  <v:f eqn="prod @7 21600 pixelHeight"/>
+                  <v:f eqn="sum @10 21600 0"/>
+                </v:formulas>
+                <v:path o:extrusionok="f" gradientshapeok="t" o:connecttype="rect"/>
+                <o:lock v:ext="edit" aspectratio="t"/>
+              </v:shapetype>
+              <v:shape id="_x0000_i2" o:spid="_x0000_s2" type="#_x0000_t75" style="width:467.75pt;height:486.92pt;mso-wrap-distance-left:0.00pt;mso-wrap-distance-top:0.00pt;mso-wrap-distance-right:0.00pt;mso-wrap-distance-bottom:0.00pt;z-index:1;" stroked="false">
+                <v:imagedata r:id="rId11" o:title=""/>
+                <o:lock v:ext="edit" rotation="t"/>
+              </v:shape>
+            </w:pict>
+          </mc:Fallback>
+        </mc:AlternateContent>
+      </w:r>
       <w:r>
         <w:rPr>
           <w:highlight w:val="none"/>

--- a/Reuniones/Jira/SeguimientoJira.docx
+++ b/Reuniones/Jira/SeguimientoJira.docx
@@ -128,6 +128,11 @@
             </w:pict>
           </mc:Fallback>
         </mc:AlternateContent>
+      </w:r>
+      <w:r>
+        <w:rPr>
+          <w:highlight w:val="none"/>
+        </w:rPr>
       </w:r>
       <w:r>
         <w:rPr>
@@ -246,12 +251,16 @@
           </mc:Fallback>
         </mc:AlternateContent>
       </w:r>
-      <w:r/>
+      <w:r>
+        <w:rPr>
+          <w:highlight w:val="none"/>
+        </w:rPr>
+      </w:r>
     </w:p>
     <w:p>
       <w:pPr>
         <w:pBdr/>
-        <w:shd w:val="nil"/>
+        <w:shd w:val="nil" w:color="auto"/>
         <w:spacing/>
         <w:ind/>
         <w:rPr/>
@@ -259,7 +268,6 @@
       <w:r>
         <w:br w:type="page" w:clear="all"/>
       </w:r>
-      <w:r/>
       <w:r/>
     </w:p>
     <w:p>
@@ -289,10 +297,12 @@
     <w:p>
       <w:pPr>
         <w:pBdr/>
-        <w:shd w:val="nil"/>
-        <w:spacing/>
-        <w:ind/>
-        <w:rPr/>
+        <w:shd w:val="nil" w:color="auto"/>
+        <w:spacing/>
+        <w:ind/>
+        <w:rPr>
+          <w:highlight w:val="none"/>
+        </w:rPr>
       </w:pPr>
       <w:r>
         <mc:AlternateContent>
@@ -368,10 +378,123 @@
           <w:highlight w:val="none"/>
         </w:rPr>
       </w:r>
+      <w:r/>
+    </w:p>
+    <w:p>
+      <w:pPr>
+        <w:pBdr/>
+        <w:shd w:val="nil"/>
+        <w:spacing/>
+        <w:ind/>
+        <w:rPr/>
+      </w:pPr>
+      <w:r>
+        <w:br w:type="page" w:clear="all"/>
+      </w:r>
+      <w:r/>
+      <w:r/>
+    </w:p>
+    <w:p>
+      <w:pPr>
+        <w:pStyle w:val="838"/>
+        <w:pBdr/>
+        <w:spacing/>
+        <w:ind/>
+        <w:rPr/>
+      </w:pPr>
       <w:r>
         <w:rPr>
           <w:highlight w:val="none"/>
         </w:rPr>
+        <w:t xml:space="preserve">Fecha 18/05/2026</w:t>
+      </w:r>
+      <w:r/>
+    </w:p>
+    <w:p>
+      <w:pPr>
+        <w:pBdr/>
+        <w:spacing/>
+        <w:ind/>
+        <w:rPr/>
+      </w:pPr>
+      <w:r>
+        <w:rPr>
+          <w:highlight w:val="none"/>
+        </w:rPr>
+      </w:r>
+      <w:r>
+        <w:rPr>
+          <w:highlight w:val="none"/>
+        </w:rPr>
+      </w:r>
+      <w:r>
+        <mc:AlternateContent>
+          <mc:Choice Requires="wpg">
+            <w:drawing>
+              <wp:inline xmlns:wp="http://schemas.openxmlformats.org/drawingml/2006/wordprocessingDrawing" distT="0" distB="0" distL="0" distR="0">
+                <wp:extent cx="5940425" cy="5671537"/>
+                <wp:effectExtent l="0" t="0" r="0" b="0"/>
+                <wp:docPr id="4" name=""/>
+                <wp:cNvGraphicFramePr>
+                  <a:graphicFrameLocks xmlns:a="http://schemas.openxmlformats.org/drawingml/2006/main" noChangeAspect="1"/>
+                </wp:cNvGraphicFramePr>
+                <a:graphic xmlns:a="http://schemas.openxmlformats.org/drawingml/2006/main">
+                  <a:graphicData uri="http://schemas.openxmlformats.org/drawingml/2006/picture">
+                    <pic:pic xmlns:pic="http://schemas.openxmlformats.org/drawingml/2006/picture">
+                      <pic:nvPicPr>
+                        <pic:cNvPr id="1573231642" name=""/>
+                        <pic:cNvPicPr>
+                          <a:picLocks noChangeAspect="1"/>
+                        </pic:cNvPicPr>
+                        <pic:nvPr/>
+                      </pic:nvPicPr>
+                      <pic:blipFill rotWithShape="1">
+                        <a:blip r:embed="rId12"/>
+                        <a:stretch/>
+                      </pic:blipFill>
+                      <pic:spPr bwMode="auto">
+                        <a:xfrm>
+                          <a:off x="0" y="0"/>
+                          <a:ext cx="5940424" cy="5671537"/>
+                        </a:xfrm>
+                        <a:prstGeom prst="rect">
+                          <a:avLst/>
+                        </a:prstGeom>
+                      </pic:spPr>
+                    </pic:pic>
+                  </a:graphicData>
+                </a:graphic>
+              </wp:inline>
+            </w:drawing>
+          </mc:Choice>
+          <mc:Fallback>
+            <w:pict>
+              <v:shapetype id="_x0000_t75" coordsize="21600,21600" o:spt="75" o:preferrelative="t" path="m@4@5l@4@11@9@11@9@5xe" filled="f" stroked="f">
+                <v:stroke joinstyle="miter"/>
+                <v:formulas>
+                  <v:f eqn="if lineDrawn pixelLineWidth 0"/>
+                  <v:f eqn="sum @0 1 0"/>
+                  <v:f eqn="sum 0 0 @1"/>
+                  <v:f eqn="prod @2 1 2"/>
+                  <v:f eqn="prod @3 21600 pixelWidth"/>
+                  <v:f eqn="prod @3 21600 pixelHeight"/>
+                  <v:f eqn="sum @0 0 1"/>
+                  <v:f eqn="prod @6 1 2"/>
+                  <v:f eqn="prod @7 21600 pixelWidth"/>
+                  <v:f eqn="sum @8 21600 0"/>
+                  <v:f eqn="prod @7 21600 pixelHeight"/>
+                  <v:f eqn="sum @10 21600 0"/>
+                </v:formulas>
+                <v:path o:extrusionok="f" gradientshapeok="t" o:connecttype="rect"/>
+                <o:lock v:ext="edit" aspectratio="t"/>
+              </v:shapetype>
+              <v:shape id="_x0000_i3" o:spid="_x0000_s3" type="#_x0000_t75" style="width:467.75pt;height:446.58pt;mso-wrap-distance-left:0.00pt;mso-wrap-distance-top:0.00pt;mso-wrap-distance-right:0.00pt;mso-wrap-distance-bottom:0.00pt;z-index:1;" stroked="false">
+                <v:imagedata r:id="rId12" o:title=""/>
+                <o:lock v:ext="edit" rotation="t"/>
+              </v:shape>
+            </w:pict>
+          </mc:Fallback>
+        </mc:AlternateContent>
       </w:r>
       <w:r>
         <w:rPr>
